--- a/hin/docx/010.content.docx
+++ b/hin/docx/010.content.docx
@@ -150,26 +150,6 @@
           <w:lang w:val="hi_IN" w:bidi="hi_IN"/>
         </w:rPr>
         <w:t>ग</w:t>
-      </w:r>
-      <w:r>
-        <w:rPr>
-          <w:lang w:val="hi_IN" w:bidi="hi_IN"/>
-        </w:rPr>
-      </w:r>
-    </w:p>
-    <w:p>
-      <w:pPr/>
-      <w:r>
-        <w:rPr>
-          <w:lang w:val="hi_IN" w:bidi="hi_IN"/>
-        </w:rPr>
-      </w:r>
-      <w:r>
-        <w:rPr>
-          <w:i/>
-          <w:lang w:val="hi_IN" w:bidi="hi_IN"/>
-        </w:rPr>
-        <w:t>गलील में मछली पकड़ना</w:t>
       </w:r>
       <w:r>
         <w:rPr>

--- a/hin/docx/010.content.docx
+++ b/hin/docx/010.content.docx
@@ -19,7 +19,7 @@
         <w:rPr>
           <w:lang w:val="hi_IN" w:bidi="hi_IN"/>
         </w:rPr>
-        <w:t>Resource: Study Notes - Themes (Tyndale)</w:t>
+        <w:t>Resource: Tyndale Open Study Notes</w:t>
       </w:r>
       <w:r>
         <w:rPr>
@@ -112,7 +112,7 @@
         <w:rPr>
           <w:lang w:val="hi_IN" w:bidi="hi_IN"/>
         </w:rPr>
-        <w:t>Study Notes - Themes (Tyndale)</w:t>
+        <w:t>Tyndale Open Study Notes</w:t>
       </w:r>
     </w:p>
     <w:p>

--- a/hin/docx/010.content.docx
+++ b/hin/docx/010.content.docx
@@ -149,7 +149,7 @@
         <w:rPr>
           <w:lang w:val="hi_IN" w:bidi="hi_IN"/>
         </w:rPr>
-        <w:t>ग</w:t>
+        <w:t>घ</w:t>
       </w:r>
       <w:r>
         <w:rPr>
@@ -212,7 +212,7 @@
         <w:rPr>
           <w:lang w:val="hi_IN" w:bidi="hi_IN"/>
         </w:rPr>
-        <w:t>गलील में मछली पकड़ना</w:t>
+        <w:t>घमण्ड और विनम्रता</w:t>
       </w:r>
       <w:r>
         <w:rPr>
@@ -231,7 +231,7 @@
         <w:rPr>
           <w:lang w:val="hi_IN" w:bidi="hi_IN"/>
         </w:rPr>
-        <w:t>यीशु का मछली पकड़ने का ज्ञान चारों सुसमाचारों में स्पष्ट है। उन्होंने अपनी कहानियों में मछली पकड़ने का उपयोग लोगों को सिखाने के लिए किया (</w:t>
+        <w:t xml:space="preserve">घमण्ड एक भावना है जो लोगों को स्वाभाविक रूप से होती है जब वे सफल होते हैं या कुछ हासिल करते हैं। संसार में कई लोग पहचाने जाने और प्रसिद्ध होने को महत्व देते हैं (देखें </w:t>
       </w:r>
       <w:hyperlink r:id="rId13">
         <w:r>
@@ -242,80 +242,14 @@
             <w:color w:val="0000EE"/>
             <w:u w:val="single"/>
           </w:rPr>
-          <w:t>मत्ती 7:10</w:t>
-        </w:r>
-      </w:hyperlink>
-      <w:r>
-        <w:rPr>
-          <w:lang w:val="hi_IN" w:bidi="hi_IN"/>
-        </w:rPr>
-        <w:t xml:space="preserve">; </w:t>
-      </w:r>
-      <w:hyperlink r:id="rId14">
-        <w:r>
-          <w:rPr>
-            <w:lang w:val="hi_IN" w:bidi="hi_IN"/>
-          </w:rPr>
-          <w:rPr>
-            <w:color w:val="0000EE"/>
-            <w:u w:val="single"/>
-          </w:rPr>
-          <w:t>13:47–51</w:t>
-        </w:r>
-      </w:hyperlink>
-      <w:r>
-        <w:rPr>
-          <w:lang w:val="hi_IN" w:bidi="hi_IN"/>
-        </w:rPr>
-        <w:t>)। जब यीशु ने अपने पहले चेलों को बुलाया, तो उन्होंने उनसे कहा, "</w:t>
-      </w:r>
-      <w:r>
-        <w:rPr>
-          <w:lang w:val="hi_IN" w:bidi="hi_IN"/>
-        </w:rPr>
-        <w:t>मैं तुम को मनुष्यों के पकड़नेवाले बनाऊँगा</w:t>
-      </w:r>
-      <w:r>
-        <w:rPr>
-          <w:lang w:val="hi_IN" w:bidi="hi_IN"/>
-        </w:rPr>
-        <w:t>" जिसका अर्थ था कि वे परमेश्वर के पास लोगों को लाने में सहायता करेंगे (</w:t>
-      </w:r>
-      <w:hyperlink r:id="rId15">
-        <w:r>
-          <w:rPr>
-            <w:lang w:val="hi_IN" w:bidi="hi_IN"/>
-          </w:rPr>
-          <w:rPr>
-            <w:color w:val="0000EE"/>
-            <w:u w:val="single"/>
-          </w:rPr>
-          <w:t>मत्ती 4:19</w:t>
-        </w:r>
-      </w:hyperlink>
-      <w:r>
-        <w:rPr>
-          <w:lang w:val="hi_IN" w:bidi="hi_IN"/>
-        </w:rPr>
-        <w:t xml:space="preserve">)। </w:t>
-      </w:r>
-      <w:hyperlink r:id="rId16">
-        <w:r>
-          <w:rPr>
-            <w:lang w:val="hi_IN" w:bidi="hi_IN"/>
-          </w:rPr>
-          <w:rPr>
-            <w:color w:val="0000EE"/>
-            <w:u w:val="single"/>
-          </w:rPr>
-          <w:t>यूहन्ना 21</w:t>
-        </w:r>
-      </w:hyperlink>
-      <w:r>
-        <w:rPr>
-          <w:lang w:val="hi_IN" w:bidi="hi_IN"/>
-        </w:rPr>
-        <w:t xml:space="preserve"> में, जब यीशु मृतकों में से जी उठे, तब उन्होंने अपने आप को चेलों को दिखाने के लिए भी मछली पकड़ने का उपयोग किया।</w:t>
+          <w:t>1 यूह 2:16</w:t>
+        </w:r>
+      </w:hyperlink>
+      <w:r>
+        <w:rPr>
+          <w:lang w:val="hi_IN" w:bidi="hi_IN"/>
+        </w:rPr>
+        <w:t>)। हालांकि, घमण्ड अपने बारे में अत्यधिक सोचने से आता है, और यह अक्सर दूसरों को कम महत्वपूर्ण दिखाने की ओर ले जाता है। बाइबल अक्सर घमण्ड के खिलाफ चेतावनी देती है और इसके कारण होने वाले नुकसान के बारे में बताती है। इसके विपरीत, बाइबल लोगों को नम्र होने के लिए प्रोत्साहित करती है।</w:t>
       </w:r>
     </w:p>
     <w:p>
@@ -329,7 +263,900 @@
         <w:rPr>
           <w:lang w:val="hi_IN" w:bidi="hi_IN"/>
         </w:rPr>
-        <w:t>प्राचीन गलील में, जो लोग मछली पकड़ने का कार्य करते थे, वे केवल जाल का ही उपयोग करते थे। वे तीन प्रकार के जाल का उपयोग करते थे:</w:t>
+        <w:t xml:space="preserve">नीतिवचन की पुस्तक नम्रता को बुद्धि से जोड़ती है (देखें </w:t>
+      </w:r>
+      <w:hyperlink r:id="rId14">
+        <w:r>
+          <w:rPr>
+            <w:lang w:val="hi_IN" w:bidi="hi_IN"/>
+          </w:rPr>
+          <w:rPr>
+            <w:color w:val="0000EE"/>
+            <w:u w:val="single"/>
+          </w:rPr>
+          <w:t>नीति 11:2</w:t>
+        </w:r>
+      </w:hyperlink>
+      <w:r>
+        <w:rPr>
+          <w:lang w:val="hi_IN" w:bidi="hi_IN"/>
+        </w:rPr>
+        <w:t>)। बुद्धि प्रभु का आदर या भय करने से आरम्भ होती है (</w:t>
+      </w:r>
+      <w:hyperlink r:id="rId15">
+        <w:r>
+          <w:rPr>
+            <w:lang w:val="hi_IN" w:bidi="hi_IN"/>
+          </w:rPr>
+          <w:rPr>
+            <w:color w:val="0000EE"/>
+            <w:u w:val="single"/>
+          </w:rPr>
+          <w:t>1:7</w:t>
+        </w:r>
+      </w:hyperlink>
+      <w:r>
+        <w:rPr>
+          <w:lang w:val="hi_IN" w:bidi="hi_IN"/>
+        </w:rPr>
+        <w:t>)। बुद्धि परमेश्वर की शक्ति और महत्व को पहचानती है। एक नम्र व्यक्ति अपनी गलतियों को स्वीकार करता है और दूसरों से सुधार ग्रहण करता है (</w:t>
+      </w:r>
+      <w:hyperlink r:id="rId16">
+        <w:r>
+          <w:rPr>
+            <w:lang w:val="hi_IN" w:bidi="hi_IN"/>
+          </w:rPr>
+          <w:rPr>
+            <w:color w:val="0000EE"/>
+            <w:u w:val="single"/>
+          </w:rPr>
+          <w:t>10:17</w:t>
+        </w:r>
+      </w:hyperlink>
+      <w:r>
+        <w:rPr>
+          <w:lang w:val="hi_IN" w:bidi="hi_IN"/>
+        </w:rPr>
+        <w:t xml:space="preserve">; </w:t>
+      </w:r>
+      <w:hyperlink r:id="rId17">
+        <w:r>
+          <w:rPr>
+            <w:lang w:val="hi_IN" w:bidi="hi_IN"/>
+          </w:rPr>
+          <w:rPr>
+            <w:color w:val="0000EE"/>
+            <w:u w:val="single"/>
+          </w:rPr>
+          <w:t>12:1</w:t>
+        </w:r>
+      </w:hyperlink>
+      <w:r>
+        <w:rPr>
+          <w:lang w:val="hi_IN" w:bidi="hi_IN"/>
+        </w:rPr>
+        <w:t>)। परन्तु घमण्ड दूसरों से सीखने में बाधा डाल सकता है। यह संघर्ष का कारण बन सकता है (</w:t>
+      </w:r>
+      <w:hyperlink r:id="rId18">
+        <w:r>
+          <w:rPr>
+            <w:lang w:val="hi_IN" w:bidi="hi_IN"/>
+          </w:rPr>
+          <w:rPr>
+            <w:color w:val="0000EE"/>
+            <w:u w:val="single"/>
+          </w:rPr>
+          <w:t>13:10</w:t>
+        </w:r>
+      </w:hyperlink>
+      <w:r>
+        <w:rPr>
+          <w:lang w:val="hi_IN" w:bidi="hi_IN"/>
+        </w:rPr>
+        <w:t>)। यह अपमान की ओर ले जाता है (</w:t>
+      </w:r>
+      <w:hyperlink r:id="rId14">
+        <w:r>
+          <w:rPr>
+            <w:lang w:val="hi_IN" w:bidi="hi_IN"/>
+          </w:rPr>
+          <w:rPr>
+            <w:color w:val="0000EE"/>
+            <w:u w:val="single"/>
+          </w:rPr>
+          <w:t>11:2</w:t>
+        </w:r>
+      </w:hyperlink>
+      <w:r>
+        <w:rPr>
+          <w:lang w:val="hi_IN" w:bidi="hi_IN"/>
+        </w:rPr>
+        <w:t>)।</w:t>
+      </w:r>
+    </w:p>
+    <w:p>
+      <w:pPr/>
+      <w:r>
+        <w:rPr>
+          <w:lang w:val="hi_IN" w:bidi="hi_IN"/>
+        </w:rPr>
+      </w:r>
+      <w:r>
+        <w:rPr>
+          <w:lang w:val="hi_IN" w:bidi="hi_IN"/>
+        </w:rPr>
+        <w:t>ईश्वरीय योजना में, घमण्ड पतन और शर्म की ओर ले जाता है, जबकि नम्रता सम्मान लाती है (</w:t>
+      </w:r>
+      <w:hyperlink r:id="rId14">
+        <w:r>
+          <w:rPr>
+            <w:lang w:val="hi_IN" w:bidi="hi_IN"/>
+          </w:rPr>
+          <w:rPr>
+            <w:color w:val="0000EE"/>
+            <w:u w:val="single"/>
+          </w:rPr>
+          <w:t>नीति 11:2</w:t>
+        </w:r>
+      </w:hyperlink>
+      <w:r>
+        <w:rPr>
+          <w:lang w:val="hi_IN" w:bidi="hi_IN"/>
+        </w:rPr>
+        <w:t xml:space="preserve">; </w:t>
+      </w:r>
+      <w:hyperlink r:id="rId19">
+        <w:r>
+          <w:rPr>
+            <w:lang w:val="hi_IN" w:bidi="hi_IN"/>
+          </w:rPr>
+          <w:rPr>
+            <w:color w:val="0000EE"/>
+            <w:u w:val="single"/>
+          </w:rPr>
+          <w:t>18:12</w:t>
+        </w:r>
+      </w:hyperlink>
+      <w:r>
+        <w:rPr>
+          <w:lang w:val="hi_IN" w:bidi="hi_IN"/>
+        </w:rPr>
+        <w:t xml:space="preserve">; </w:t>
+      </w:r>
+      <w:hyperlink r:id="rId20">
+        <w:r>
+          <w:rPr>
+            <w:lang w:val="hi_IN" w:bidi="hi_IN"/>
+          </w:rPr>
+          <w:rPr>
+            <w:color w:val="0000EE"/>
+            <w:u w:val="single"/>
+          </w:rPr>
+          <w:t>29:23</w:t>
+        </w:r>
+      </w:hyperlink>
+      <w:r>
+        <w:rPr>
+          <w:lang w:val="hi_IN" w:bidi="hi_IN"/>
+        </w:rPr>
+        <w:t>)। लोगों ने यीशु से पूछा, “</w:t>
+      </w:r>
+      <w:r>
+        <w:rPr>
+          <w:lang w:val="hi_IN" w:bidi="hi_IN"/>
+        </w:rPr>
+        <w:t>स्वर्ग के राज्य में बड़ा कौन है</w:t>
+      </w:r>
+      <w:r>
+        <w:rPr>
+          <w:lang w:val="hi_IN" w:bidi="hi_IN"/>
+        </w:rPr>
+        <w:t>?” उन्होंने संकेत दिया कि वह जो एक बालक के समान निर्दोष और विनम्र है (</w:t>
+      </w:r>
+      <w:hyperlink r:id="rId21">
+        <w:r>
+          <w:rPr>
+            <w:lang w:val="hi_IN" w:bidi="hi_IN"/>
+          </w:rPr>
+          <w:rPr>
+            <w:color w:val="0000EE"/>
+            <w:u w:val="single"/>
+          </w:rPr>
+          <w:t>मत्ती 18:1–5</w:t>
+        </w:r>
+      </w:hyperlink>
+      <w:r>
+        <w:rPr>
+          <w:lang w:val="hi_IN" w:bidi="hi_IN"/>
+        </w:rPr>
+        <w:t>)।</w:t>
+      </w:r>
+    </w:p>
+    <w:p>
+      <w:pPr/>
+      <w:r>
+        <w:rPr>
+          <w:lang w:val="hi_IN" w:bidi="hi_IN"/>
+        </w:rPr>
+      </w:r>
+      <w:r>
+        <w:rPr>
+          <w:lang w:val="hi_IN" w:bidi="hi_IN"/>
+        </w:rPr>
+        <w:t>एक अन्य कहानी में, यीशु ने एक दृष्टान्त साझा किया जिसमें एक धार्मिक अगुवे की घमण्डी प्रार्थना की तुलना एक चुंगी लेनेवाले की नम्र प्रार्थना से की। उन्होंने इन शब्दों के साथ निष्कर्ष निकाला, "</w:t>
+      </w:r>
+      <w:r>
+        <w:rPr>
+          <w:lang w:val="hi_IN" w:bidi="hi_IN"/>
+        </w:rPr>
+        <w:t>जो कोई अपने आपको बड़ा बनाएगा, वह छोटा किया जाएगा; और जो अपने आपको छोटा बनाएगा, वह बड़ा किया जाएगा</w:t>
+      </w:r>
+      <w:r>
+        <w:rPr>
+          <w:lang w:val="hi_IN" w:bidi="hi_IN"/>
+        </w:rPr>
+        <w:t>" (</w:t>
+      </w:r>
+      <w:hyperlink r:id="rId22">
+        <w:r>
+          <w:rPr>
+            <w:lang w:val="hi_IN" w:bidi="hi_IN"/>
+          </w:rPr>
+          <w:rPr>
+            <w:color w:val="0000EE"/>
+            <w:u w:val="single"/>
+          </w:rPr>
+          <w:t>लूका 18:9–14</w:t>
+        </w:r>
+      </w:hyperlink>
+      <w:r>
+        <w:rPr>
+          <w:lang w:val="hi_IN" w:bidi="hi_IN"/>
+        </w:rPr>
+        <w:t xml:space="preserve">; देखें </w:t>
+      </w:r>
+      <w:hyperlink r:id="rId23">
+        <w:r>
+          <w:rPr>
+            <w:lang w:val="hi_IN" w:bidi="hi_IN"/>
+          </w:rPr>
+          <w:rPr>
+            <w:color w:val="0000EE"/>
+            <w:u w:val="single"/>
+          </w:rPr>
+          <w:t>मत्ती 23:8–12</w:t>
+        </w:r>
+      </w:hyperlink>
+      <w:r>
+        <w:rPr>
+          <w:lang w:val="hi_IN" w:bidi="hi_IN"/>
+        </w:rPr>
+        <w:t xml:space="preserve">; </w:t>
+      </w:r>
+      <w:hyperlink r:id="rId24">
+        <w:r>
+          <w:rPr>
+            <w:lang w:val="hi_IN" w:bidi="hi_IN"/>
+          </w:rPr>
+          <w:rPr>
+            <w:color w:val="0000EE"/>
+            <w:u w:val="single"/>
+          </w:rPr>
+          <w:t>लूका 14:7–11</w:t>
+        </w:r>
+      </w:hyperlink>
+      <w:r>
+        <w:rPr>
+          <w:lang w:val="hi_IN" w:bidi="hi_IN"/>
+        </w:rPr>
+        <w:t xml:space="preserve"> भी)।</w:t>
+      </w:r>
+    </w:p>
+    <w:p>
+      <w:pPr/>
+      <w:r>
+        <w:rPr>
+          <w:lang w:val="hi_IN" w:bidi="hi_IN"/>
+        </w:rPr>
+      </w:r>
+      <w:r>
+        <w:rPr>
+          <w:lang w:val="hi_IN" w:bidi="hi_IN"/>
+        </w:rPr>
+        <w:t>यीशु ने नम्रता का सर्वोच्च उदाहरण प्रस्तुत किया। इसके बजाय, “दास का रूप धारण करके,” वह “यहाँ तक आज्ञाकारी रहा कि मृत्यु, हाँ, क्रूस की मृत्यु भी सह ली”(</w:t>
+      </w:r>
+      <w:hyperlink r:id="rId25">
+        <w:r>
+          <w:rPr>
+            <w:lang w:val="hi_IN" w:bidi="hi_IN"/>
+          </w:rPr>
+          <w:rPr>
+            <w:color w:val="0000EE"/>
+            <w:u w:val="single"/>
+          </w:rPr>
+          <w:t>फिलि 2:6–8</w:t>
+        </w:r>
+      </w:hyperlink>
+      <w:r>
+        <w:rPr>
+          <w:lang w:val="hi_IN" w:bidi="hi_IN"/>
+        </w:rPr>
+        <w:t>)। परमेश्वर हमें उसी आत्म-बलिदान के साथ स्वयं को नम्र करने का आदेश देते हैं (</w:t>
+      </w:r>
+      <w:hyperlink r:id="rId26">
+        <w:r>
+          <w:rPr>
+            <w:lang w:val="hi_IN" w:bidi="hi_IN"/>
+          </w:rPr>
+          <w:rPr>
+            <w:color w:val="0000EE"/>
+            <w:u w:val="single"/>
+          </w:rPr>
+          <w:t>फिलि 2:3–5</w:t>
+        </w:r>
+      </w:hyperlink>
+      <w:r>
+        <w:rPr>
+          <w:lang w:val="hi_IN" w:bidi="hi_IN"/>
+        </w:rPr>
+        <w:t xml:space="preserve">; </w:t>
+      </w:r>
+      <w:hyperlink r:id="rId27">
+        <w:r>
+          <w:rPr>
+            <w:lang w:val="hi_IN" w:bidi="hi_IN"/>
+          </w:rPr>
+          <w:rPr>
+            <w:color w:val="0000EE"/>
+            <w:u w:val="single"/>
+          </w:rPr>
+          <w:t>1 यूह 3:16</w:t>
+        </w:r>
+      </w:hyperlink>
+      <w:r>
+        <w:rPr>
+          <w:lang w:val="hi_IN" w:bidi="hi_IN"/>
+        </w:rPr>
+        <w:t>)।</w:t>
+      </w:r>
+    </w:p>
+    <w:p>
+      <w:pPr/>
+      <w:r>
+        <w:rPr>
+          <w:lang w:val="hi_IN" w:bidi="hi_IN"/>
+        </w:rPr>
+      </w:r>
+      <w:r>
+        <w:rPr>
+          <w:u w:val="single"/>
+          <w:lang w:val="hi_IN" w:bidi="hi_IN"/>
+        </w:rPr>
+        <w:t>अधिक अध्ययन के लिए पद्द्यांश</w:t>
+      </w:r>
+    </w:p>
+    <w:p>
+      <w:pPr/>
+      <w:r>
+        <w:rPr>
+          <w:lang w:val="hi_IN" w:bidi="hi_IN"/>
+        </w:rPr>
+      </w:r>
+      <w:hyperlink r:id="rId28">
+        <w:r>
+          <w:rPr>
+            <w:lang w:val="hi_IN" w:bidi="hi_IN"/>
+          </w:rPr>
+          <w:rPr>
+            <w:color w:val="0000EE"/>
+            <w:u w:val="single"/>
+          </w:rPr>
+          <w:t>1 राजा 3:5–14</w:t>
+        </w:r>
+      </w:hyperlink>
+      <w:r>
+        <w:rPr>
+          <w:lang w:val="hi_IN" w:bidi="hi_IN"/>
+        </w:rPr>
+        <w:t xml:space="preserve">; </w:t>
+      </w:r>
+      <w:hyperlink r:id="rId29">
+        <w:r>
+          <w:rPr>
+            <w:lang w:val="hi_IN" w:bidi="hi_IN"/>
+          </w:rPr>
+          <w:rPr>
+            <w:color w:val="0000EE"/>
+            <w:u w:val="single"/>
+          </w:rPr>
+          <w:t>2 इतिहास 26:14–20</w:t>
+        </w:r>
+      </w:hyperlink>
+      <w:r>
+        <w:rPr>
+          <w:lang w:val="hi_IN" w:bidi="hi_IN"/>
+        </w:rPr>
+        <w:t xml:space="preserve">; </w:t>
+      </w:r>
+      <w:hyperlink r:id="rId16">
+        <w:r>
+          <w:rPr>
+            <w:lang w:val="hi_IN" w:bidi="hi_IN"/>
+          </w:rPr>
+          <w:rPr>
+            <w:color w:val="0000EE"/>
+            <w:u w:val="single"/>
+          </w:rPr>
+          <w:t>नीतिवचन 10:17</w:t>
+        </w:r>
+      </w:hyperlink>
+      <w:r>
+        <w:rPr>
+          <w:lang w:val="hi_IN" w:bidi="hi_IN"/>
+        </w:rPr>
+        <w:t xml:space="preserve">; </w:t>
+      </w:r>
+      <w:hyperlink r:id="rId14">
+        <w:r>
+          <w:rPr>
+            <w:lang w:val="hi_IN" w:bidi="hi_IN"/>
+          </w:rPr>
+          <w:rPr>
+            <w:color w:val="0000EE"/>
+            <w:u w:val="single"/>
+          </w:rPr>
+          <w:t>11:2</w:t>
+        </w:r>
+      </w:hyperlink>
+      <w:r>
+        <w:rPr>
+          <w:lang w:val="hi_IN" w:bidi="hi_IN"/>
+        </w:rPr>
+        <w:t xml:space="preserve">; </w:t>
+      </w:r>
+      <w:hyperlink r:id="rId30">
+        <w:r>
+          <w:rPr>
+            <w:lang w:val="hi_IN" w:bidi="hi_IN"/>
+          </w:rPr>
+          <w:rPr>
+            <w:color w:val="0000EE"/>
+            <w:u w:val="single"/>
+          </w:rPr>
+          <w:t>12:15</w:t>
+        </w:r>
+      </w:hyperlink>
+      <w:r>
+        <w:rPr>
+          <w:lang w:val="hi_IN" w:bidi="hi_IN"/>
+        </w:rPr>
+        <w:t xml:space="preserve">; </w:t>
+      </w:r>
+      <w:hyperlink r:id="rId31">
+        <w:r>
+          <w:rPr>
+            <w:lang w:val="hi_IN" w:bidi="hi_IN"/>
+          </w:rPr>
+          <w:rPr>
+            <w:color w:val="0000EE"/>
+            <w:u w:val="single"/>
+          </w:rPr>
+          <w:t>15:5</w:t>
+        </w:r>
+      </w:hyperlink>
+      <w:r>
+        <w:rPr>
+          <w:lang w:val="hi_IN" w:bidi="hi_IN"/>
+        </w:rPr>
+        <w:t xml:space="preserve">; </w:t>
+      </w:r>
+      <w:hyperlink r:id="rId32">
+        <w:r>
+          <w:rPr>
+            <w:lang w:val="hi_IN" w:bidi="hi_IN"/>
+          </w:rPr>
+          <w:rPr>
+            <w:color w:val="0000EE"/>
+            <w:u w:val="single"/>
+          </w:rPr>
+          <w:t>22:4</w:t>
+        </w:r>
+      </w:hyperlink>
+      <w:r>
+        <w:rPr>
+          <w:lang w:val="hi_IN" w:bidi="hi_IN"/>
+        </w:rPr>
+        <w:t xml:space="preserve">; </w:t>
+      </w:r>
+      <w:hyperlink r:id="rId20">
+        <w:r>
+          <w:rPr>
+            <w:lang w:val="hi_IN" w:bidi="hi_IN"/>
+          </w:rPr>
+          <w:rPr>
+            <w:color w:val="0000EE"/>
+            <w:u w:val="single"/>
+          </w:rPr>
+          <w:t>29:23</w:t>
+        </w:r>
+      </w:hyperlink>
+      <w:r>
+        <w:rPr>
+          <w:lang w:val="hi_IN" w:bidi="hi_IN"/>
+        </w:rPr>
+        <w:t xml:space="preserve">; </w:t>
+      </w:r>
+      <w:hyperlink r:id="rId33">
+        <w:r>
+          <w:rPr>
+            <w:lang w:val="hi_IN" w:bidi="hi_IN"/>
+          </w:rPr>
+          <w:rPr>
+            <w:color w:val="0000EE"/>
+            <w:u w:val="single"/>
+          </w:rPr>
+          <w:t>मत्ती 5:5</w:t>
+        </w:r>
+      </w:hyperlink>
+      <w:r>
+        <w:rPr>
+          <w:lang w:val="hi_IN" w:bidi="hi_IN"/>
+        </w:rPr>
+        <w:t xml:space="preserve">; </w:t>
+      </w:r>
+      <w:hyperlink r:id="rId34">
+        <w:r>
+          <w:rPr>
+            <w:lang w:val="hi_IN" w:bidi="hi_IN"/>
+          </w:rPr>
+          <w:rPr>
+            <w:color w:val="0000EE"/>
+            <w:u w:val="single"/>
+          </w:rPr>
+          <w:t>18:4</w:t>
+        </w:r>
+      </w:hyperlink>
+      <w:r>
+        <w:rPr>
+          <w:lang w:val="hi_IN" w:bidi="hi_IN"/>
+        </w:rPr>
+        <w:t xml:space="preserve">; </w:t>
+      </w:r>
+      <w:hyperlink r:id="rId35">
+        <w:r>
+          <w:rPr>
+            <w:lang w:val="hi_IN" w:bidi="hi_IN"/>
+          </w:rPr>
+          <w:rPr>
+            <w:color w:val="0000EE"/>
+            <w:u w:val="single"/>
+          </w:rPr>
+          <w:t>21:5</w:t>
+        </w:r>
+      </w:hyperlink>
+      <w:r>
+        <w:rPr>
+          <w:lang w:val="hi_IN" w:bidi="hi_IN"/>
+        </w:rPr>
+        <w:t xml:space="preserve">; </w:t>
+      </w:r>
+      <w:hyperlink r:id="rId22">
+        <w:r>
+          <w:rPr>
+            <w:lang w:val="hi_IN" w:bidi="hi_IN"/>
+          </w:rPr>
+          <w:rPr>
+            <w:color w:val="0000EE"/>
+            <w:u w:val="single"/>
+          </w:rPr>
+          <w:t>लूका 18:9–14</w:t>
+        </w:r>
+      </w:hyperlink>
+      <w:r>
+        <w:rPr>
+          <w:lang w:val="hi_IN" w:bidi="hi_IN"/>
+        </w:rPr>
+        <w:t xml:space="preserve">; </w:t>
+      </w:r>
+      <w:hyperlink r:id="rId36">
+        <w:r>
+          <w:rPr>
+            <w:lang w:val="hi_IN" w:bidi="hi_IN"/>
+          </w:rPr>
+          <w:rPr>
+            <w:color w:val="0000EE"/>
+            <w:u w:val="single"/>
+          </w:rPr>
+          <w:t>इफिसियों 4:2</w:t>
+        </w:r>
+      </w:hyperlink>
+      <w:r>
+        <w:rPr>
+          <w:lang w:val="hi_IN" w:bidi="hi_IN"/>
+        </w:rPr>
+        <w:t xml:space="preserve">; </w:t>
+      </w:r>
+      <w:hyperlink r:id="rId37">
+        <w:r>
+          <w:rPr>
+            <w:lang w:val="hi_IN" w:bidi="hi_IN"/>
+          </w:rPr>
+          <w:rPr>
+            <w:color w:val="0000EE"/>
+            <w:u w:val="single"/>
+          </w:rPr>
+          <w:t>फिलिप्पियों 2:3</w:t>
+        </w:r>
+      </w:hyperlink>
+      <w:r>
+        <w:rPr>
+          <w:lang w:val="hi_IN" w:bidi="hi_IN"/>
+        </w:rPr>
+        <w:t xml:space="preserve">; </w:t>
+      </w:r>
+      <w:hyperlink r:id="rId38">
+        <w:r>
+          <w:rPr>
+            <w:lang w:val="hi_IN" w:bidi="hi_IN"/>
+          </w:rPr>
+          <w:rPr>
+            <w:color w:val="0000EE"/>
+            <w:u w:val="single"/>
+          </w:rPr>
+          <w:t>याकूब 1:21</w:t>
+        </w:r>
+      </w:hyperlink>
+      <w:r>
+        <w:rPr>
+          <w:lang w:val="hi_IN" w:bidi="hi_IN"/>
+        </w:rPr>
+        <w:t xml:space="preserve">; </w:t>
+      </w:r>
+      <w:hyperlink r:id="rId39">
+        <w:r>
+          <w:rPr>
+            <w:lang w:val="hi_IN" w:bidi="hi_IN"/>
+          </w:rPr>
+          <w:rPr>
+            <w:color w:val="0000EE"/>
+            <w:u w:val="single"/>
+          </w:rPr>
+          <w:t>3:13</w:t>
+        </w:r>
+      </w:hyperlink>
+      <w:r>
+        <w:rPr>
+          <w:lang w:val="hi_IN" w:bidi="hi_IN"/>
+        </w:rPr>
+        <w:t xml:space="preserve">; </w:t>
+      </w:r>
+      <w:hyperlink r:id="rId40">
+        <w:r>
+          <w:rPr>
+            <w:lang w:val="hi_IN" w:bidi="hi_IN"/>
+          </w:rPr>
+          <w:rPr>
+            <w:color w:val="0000EE"/>
+            <w:u w:val="single"/>
+          </w:rPr>
+          <w:t>4:10</w:t>
+        </w:r>
+      </w:hyperlink>
+      <w:r>
+        <w:rPr>
+          <w:lang w:val="hi_IN" w:bidi="hi_IN"/>
+        </w:rPr>
+      </w:r>
+      <w:r>
+        <w:rPr>
+          <w:lang w:val="hi_IN" w:bidi="hi_IN"/>
+        </w:rPr>
+      </w:r>
+    </w:p>
+    <w:p>
+      <w:pPr/>
+      <w:r>
+        <w:rPr>
+          <w:lang w:val="hi_IN" w:bidi="hi_IN"/>
+        </w:rPr>
+      </w:r>
+    </w:p>
+    <w:p>
+      <w:pPr>
+        <w:pStyle w:val="Heading2"/>
+      </w:pPr>
+      <w:r>
+        <w:rPr>
+          <w:lang w:val="hi_IN" w:bidi="hi_IN"/>
+        </w:rPr>
+        <w:t>घराना</w:t>
+      </w:r>
+      <w:r>
+        <w:rPr>
+          <w:lang w:val="hi_IN" w:bidi="hi_IN"/>
+        </w:rPr>
+      </w:r>
+    </w:p>
+    <w:p>
+      <w:pPr/>
+      <w:r>
+        <w:rPr>
+          <w:lang w:val="hi_IN" w:bidi="hi_IN"/>
+        </w:rPr>
+      </w:r>
+      <w:r>
+        <w:rPr>
+          <w:lang w:val="hi_IN" w:bidi="hi_IN"/>
+        </w:rPr>
+        <w:t>रोमी-यूनानी समाज में घराना एक बुनियादी पारिवारिक इकाई था। लोगों का मानना था कि यदि परिवार स्थिर होते हैं, तो राज्य भी स्थिर रहेगा। इन परिवारों में, हर व्यक्ति की स्पष्ट भूमिकाएँ और जिम्मेदारियाँ थीं जो उनकी संस्कृति में गहराई से जुड़ी हुई थीं। इसका मुख्य लक्ष्य अधिकार और आज्ञाकारिता की "स्वावाभिक" व्यवस्था को बनाए रखना था। इस व्यवस्था को तोड़ना अपमान और भ्रष्टाचार की ओर ले जाता था।</w:t>
+      </w:r>
+    </w:p>
+    <w:p>
+      <w:pPr/>
+      <w:r>
+        <w:rPr>
+          <w:lang w:val="hi_IN" w:bidi="hi_IN"/>
+        </w:rPr>
+      </w:r>
+      <w:r>
+        <w:rPr>
+          <w:lang w:val="hi_IN" w:bidi="hi_IN"/>
+        </w:rPr>
+        <w:t>इस प्रणाली में, पति-पिता-स्वामी सभी के प्रभारी होते थे। पुरुष सार्वजनिक क्षेत्र और शासन व्यवस्था को नियंत्रित करते थे, जबकि स्त्रियाँ घर की देखभाल करती थीं। रोमी-यूनानी वक्ता अक्सर नए विदेशी धर्मों, जैसे कि मसीही विश्वास, पर समाज को भ्रष्ट करने का आरोप लगाते थे, क्योंकि वे पारिवारिक संरचना को खतरे में डालते थे।</w:t>
+      </w:r>
+    </w:p>
+    <w:p>
+      <w:pPr/>
+      <w:r>
+        <w:rPr>
+          <w:lang w:val="hi_IN" w:bidi="hi_IN"/>
+        </w:rPr>
+      </w:r>
+      <w:r>
+        <w:rPr>
+          <w:lang w:val="hi_IN" w:bidi="hi_IN"/>
+        </w:rPr>
+        <w:t xml:space="preserve">नए नियम में दिए गए पारिवारिक निर्देश (देखें </w:t>
+      </w:r>
+      <w:hyperlink r:id="rId41">
+        <w:r>
+          <w:rPr>
+            <w:lang w:val="hi_IN" w:bidi="hi_IN"/>
+          </w:rPr>
+          <w:rPr>
+            <w:color w:val="0000EE"/>
+            <w:u w:val="single"/>
+          </w:rPr>
+          <w:t>इफि 5:21–6:9</w:t>
+        </w:r>
+      </w:hyperlink>
+      <w:r>
+        <w:rPr>
+          <w:lang w:val="hi_IN" w:bidi="hi_IN"/>
+        </w:rPr>
+        <w:t xml:space="preserve">; </w:t>
+      </w:r>
+      <w:hyperlink r:id="rId42">
+        <w:r>
+          <w:rPr>
+            <w:lang w:val="hi_IN" w:bidi="hi_IN"/>
+          </w:rPr>
+          <w:rPr>
+            <w:color w:val="0000EE"/>
+            <w:u w:val="single"/>
+          </w:rPr>
+          <w:t>कुल 3:18–4:1</w:t>
+        </w:r>
+      </w:hyperlink>
+      <w:r>
+        <w:rPr>
+          <w:lang w:val="hi_IN" w:bidi="hi_IN"/>
+        </w:rPr>
+        <w:t xml:space="preserve">; </w:t>
+      </w:r>
+      <w:hyperlink r:id="rId43">
+        <w:r>
+          <w:rPr>
+            <w:lang w:val="hi_IN" w:bidi="hi_IN"/>
+          </w:rPr>
+          <w:rPr>
+            <w:color w:val="0000EE"/>
+            <w:u w:val="single"/>
+          </w:rPr>
+          <w:t>1 तीमु 2:8–15</w:t>
+        </w:r>
+      </w:hyperlink>
+      <w:r>
+        <w:rPr>
+          <w:lang w:val="hi_IN" w:bidi="hi_IN"/>
+        </w:rPr>
+        <w:t xml:space="preserve">; </w:t>
+      </w:r>
+      <w:hyperlink r:id="rId44">
+        <w:r>
+          <w:rPr>
+            <w:lang w:val="hi_IN" w:bidi="hi_IN"/>
+          </w:rPr>
+          <w:rPr>
+            <w:color w:val="0000EE"/>
+            <w:u w:val="single"/>
+          </w:rPr>
+          <w:t>5:1–2</w:t>
+        </w:r>
+      </w:hyperlink>
+      <w:r>
+        <w:rPr>
+          <w:lang w:val="hi_IN" w:bidi="hi_IN"/>
+        </w:rPr>
+        <w:t xml:space="preserve">; </w:t>
+      </w:r>
+      <w:hyperlink r:id="rId45">
+        <w:r>
+          <w:rPr>
+            <w:lang w:val="hi_IN" w:bidi="hi_IN"/>
+          </w:rPr>
+          <w:rPr>
+            <w:color w:val="0000EE"/>
+            <w:u w:val="single"/>
+          </w:rPr>
+          <w:t>6:1–2</w:t>
+        </w:r>
+      </w:hyperlink>
+      <w:r>
+        <w:rPr>
+          <w:lang w:val="hi_IN" w:bidi="hi_IN"/>
+        </w:rPr>
+        <w:t xml:space="preserve">; </w:t>
+      </w:r>
+      <w:hyperlink r:id="rId46">
+        <w:r>
+          <w:rPr>
+            <w:lang w:val="hi_IN" w:bidi="hi_IN"/>
+          </w:rPr>
+          <w:rPr>
+            <w:color w:val="0000EE"/>
+            <w:u w:val="single"/>
+          </w:rPr>
+          <w:t>तीतु 2:1–3:8</w:t>
+        </w:r>
+      </w:hyperlink>
+      <w:r>
+        <w:rPr>
+          <w:lang w:val="hi_IN" w:bidi="hi_IN"/>
+        </w:rPr>
+        <w:t xml:space="preserve">; </w:t>
+      </w:r>
+      <w:hyperlink r:id="rId47">
+        <w:r>
+          <w:rPr>
+            <w:lang w:val="hi_IN" w:bidi="hi_IN"/>
+          </w:rPr>
+          <w:rPr>
+            <w:color w:val="0000EE"/>
+            <w:u w:val="single"/>
+          </w:rPr>
+          <w:t>1 पत 2:18–3:7</w:t>
+        </w:r>
+      </w:hyperlink>
+      <w:r>
+        <w:rPr>
+          <w:lang w:val="hi_IN" w:bidi="hi_IN"/>
+        </w:rPr>
+        <w:t>) कोई नई बातें नहीं थीं। प्रेरितों ने इन्हें मसीही विश्वास के अनुसार ढालकर विशेष आवश्यकताओं को सम्बोधित करने के लिए उपयोग किया। मसीही विश्वास ने अक्सर संस्कृति की सामान्य प्रथाओं में बड़े बदलाव किए। फिर भी, बुद्धिमानी और सावधानी आवश्यक थीं। यदि उस समय की सांस्कृतिक परम्पराओं की पूरी तरह अनदेखी की जाती, तो इससे गंभीर समस्याएँ खड़ी हो सकती थीं। इससे पूरे घराने—यहाँ तक कि मसीही घराने के प्रधान यीशु—पर भी अपमान, बदनामी और शर्म आ सकती थी।</w:t>
+      </w:r>
+    </w:p>
+    <w:p>
+      <w:pPr/>
+      <w:r>
+        <w:rPr>
+          <w:lang w:val="hi_IN" w:bidi="hi_IN"/>
+        </w:rPr>
+      </w:r>
+      <w:r>
+        <w:rPr>
+          <w:lang w:val="hi_IN" w:bidi="hi_IN"/>
+        </w:rPr>
+        <w:t>इफिसुस में कुछ झूठे शिक्षकों का प्रभाव था, जैसे कि नए नियम में तीमुथियुस को लिखे गए पहले पत्र में वर्णित है। इस सन्दर्भ में, नए नियम के पारिवारिक निर्देशों ने मसीही समुदायों को इस प्रकार जीवन जीने में सहायता की:</w:t>
       </w:r>
     </w:p>
     <w:p>
@@ -351,32 +1178,7 @@
         <w:rPr>
           <w:lang w:val="hi_IN" w:bidi="hi_IN"/>
         </w:rPr>
-        <w:t>खींची जाने वाली जाल (ड्रैग नेट) सबसे प्राचीन जालों में से एक थी। यह एक दीवार की तरह होती थी, जिसके नीचे भार (वजन) और ऊपर काग के तैरने वाले टुकड़े लगे होते थे। पहले लोग इसे तट के साथ खींचते थे। फिर, एक नाव समुद्र में मुख्य रस्सी को घसीटकर उसे वापस किनारे की ओर खींचती थी।।</w:t>
-        <w:br/>
-      </w:r>
-      <w:r>
-        <w:rPr>
-          <w:lang w:val="hi_IN" w:bidi="hi_IN"/>
-        </w:rPr>
-        <w:t>घसीट जाल से कई मछलियाँ पकड़ी जाती थी, जिनमें से कुछ यहूदियों की व्यवस्था के अनुसार खाने योग्य नहीं थीं। लोग मछलियों को छांटते थे। उन्होंने अच्छी मछलियों को रखा और खराब मछलियों को हटा दिया। यीशु ने घसीट जाल का उपयोग न्याय के दिन के प्रतीक के रूप में किया (</w:t>
-      </w:r>
-      <w:hyperlink r:id="rId14">
-        <w:r>
-          <w:rPr>
-            <w:lang w:val="hi_IN" w:bidi="hi_IN"/>
-          </w:rPr>
-          <w:rPr>
-            <w:color w:val="0000EE"/>
-            <w:u w:val="single"/>
-          </w:rPr>
-          <w:t>मत्ती 13:47–51</w:t>
-        </w:r>
-      </w:hyperlink>
-      <w:r>
-        <w:rPr>
-          <w:lang w:val="hi_IN" w:bidi="hi_IN"/>
-        </w:rPr>
-        <w:t>)।</w:t>
+        <w:t>मसीही विश्वास राज्य के लिए खतरा है, इस प्रकार के आरोपों को रोकने में सहायता की</w:t>
       </w:r>
     </w:p>
     <w:p>
@@ -394,104 +1196,7 @@
         <w:rPr>
           <w:lang w:val="hi_IN" w:bidi="hi_IN"/>
         </w:rPr>
-        <w:t>फेंकी जाने वाली जाल (कास्ट नेट) गोलाकार होती थी और इसका व्यास लगभग पंद्रह से बीस फीट तक होता था। इसके किनारों पर सीसे के भार (वजन) जुड़े होते थे। एक अकेला मछुआरा इसे समुद्र में फेंकता था। यह पानी में गिरती, डूबती और मछलियों को फंसा लेती थी। फिर मछुआरा पानी में गोता लगाकर या तो मछलियों को एक-एक करके निकालता या पूरी जाल को इकट्ठा करके नाव में खींच लेता था। जब यीशु ने शमौन और अंद्रियास को बुलाया, तब वे फेंकी जाने वाली जाल का उपयोग कर रहे थे (</w:t>
-      </w:r>
-      <w:hyperlink r:id="rId17">
-        <w:r>
-          <w:rPr>
-            <w:lang w:val="hi_IN" w:bidi="hi_IN"/>
-          </w:rPr>
-          <w:rPr>
-            <w:color w:val="0000EE"/>
-            <w:u w:val="single"/>
-          </w:rPr>
-          <w:t>मत्ती 4:18–20</w:t>
-        </w:r>
-      </w:hyperlink>
-      <w:r>
-        <w:rPr>
-          <w:lang w:val="hi_IN" w:bidi="hi_IN"/>
-        </w:rPr>
-        <w:t xml:space="preserve">; </w:t>
-      </w:r>
-      <w:hyperlink r:id="rId18">
-        <w:r>
-          <w:rPr>
-            <w:lang w:val="hi_IN" w:bidi="hi_IN"/>
-          </w:rPr>
-          <w:rPr>
-            <w:color w:val="0000EE"/>
-            <w:u w:val="single"/>
-          </w:rPr>
-          <w:t>मर 1:16–18</w:t>
-        </w:r>
-      </w:hyperlink>
-      <w:r>
-        <w:rPr>
-          <w:lang w:val="hi_IN" w:bidi="hi_IN"/>
-        </w:rPr>
-        <w:t>)।</w:t>
-      </w:r>
-    </w:p>
-    <w:p>
-      <w:pPr>
-        <w:pStyle w:val="ListNumber"/>
-        <w:spacing w:line="240" w:lineRule="auto"/>
-        <w:ind w:left="720"/>
-      </w:pPr>
-      <w:r>
-        <w:rPr>
-          <w:lang w:val="hi_IN" w:bidi="hi_IN"/>
-        </w:rPr>
-      </w:r>
-      <w:r>
-        <w:rPr>
-          <w:lang w:val="hi_IN" w:bidi="hi_IN"/>
-        </w:rPr>
-        <w:t>त्रिपरत जाल (ट्रैमल नेट) ही एकमात्र प्रकार है जो आज भी उपयोग में है। यह तीन परतों से बनी होती है। दो बाहरी जाल समान होते हैं और उनके छिद्र बड़े होते हैं। अंदरूनी जाल बारीकी से बुनी हुई और ढीली होती है, जो बाहरी जाल के अंदर और बाहर आसानी से चलती है। मछुआरे जाल को पानी में एक लंबी रेखा में फैलाते हैं, आमतौर पर रात में, और इसे पकड़े रहते हैं, जबकि अन्य लोग मछलियों को डराकर इस ओर भगाते हैं ताकि वे इसमें फंस जाएं।</w:t>
-        <w:br/>
-      </w:r>
-      <w:r>
-        <w:rPr>
-          <w:lang w:val="hi_IN" w:bidi="hi_IN"/>
-        </w:rPr>
-        <w:t>मछलियाँ आसानी से पहले बाहरी जाल में प्रवेश करती हैं, बारीक जालीदार भीतरी जाल के विरुद्ध धक्का देती हैं, और फिर बारीक जाल को दूसरे बाहरी जाल में ले जाती हैं, जिससे वे निराशाजनक रूप से उलझ जाती हैं। मछुआरे फिर जाल को किनारे पर खींचते हैं। वे जाल को सुलझाते हैं और मछलियों को छांटते हैं, और जाल में हुई टूट-फूट की मरम्मत करते हैं। जब यीशु ने याकूब और यूहन्ना को अपने पीछे आने के लिए बुलाया, तो वे अपने त्रिपरत जाल (ट्रैमल नेट) की मरम्मत कर रहे थे (</w:t>
-      </w:r>
-      <w:hyperlink r:id="rId19">
-        <w:r>
-          <w:rPr>
-            <w:lang w:val="hi_IN" w:bidi="hi_IN"/>
-          </w:rPr>
-          <w:rPr>
-            <w:color w:val="0000EE"/>
-            <w:u w:val="single"/>
-          </w:rPr>
-          <w:t>मत्ती 4:18–22</w:t>
-        </w:r>
-      </w:hyperlink>
-      <w:r>
-        <w:rPr>
-          <w:lang w:val="hi_IN" w:bidi="hi_IN"/>
-        </w:rPr>
-        <w:t xml:space="preserve">; </w:t>
-      </w:r>
-      <w:hyperlink r:id="rId20">
-        <w:r>
-          <w:rPr>
-            <w:lang w:val="hi_IN" w:bidi="hi_IN"/>
-          </w:rPr>
-          <w:rPr>
-            <w:color w:val="0000EE"/>
-            <w:u w:val="single"/>
-          </w:rPr>
-          <w:t>मर 1:19–20</w:t>
-        </w:r>
-      </w:hyperlink>
-      <w:r>
-        <w:rPr>
-          <w:lang w:val="hi_IN" w:bidi="hi_IN"/>
-        </w:rPr>
-        <w:t>)।</w:t>
+        <w:t>सत्य की ओर एक मजबूत और आकर्षक गवाही के रूप में कार्य किया।</w:t>
       </w:r>
     </w:p>
     <w:p>
@@ -503,45 +1208,10 @@
       </w:r>
       <w:r>
         <w:rPr>
-          <w:lang w:val="hi_IN" w:bidi="hi_IN"/>
-        </w:rPr>
-        <w:t>जब यीशु ने शमौन से कहा कि रात भर मछली पकड़ने के बाद फिर से अपना जाल डालें, तो शमौन ने चमत्कारिक रूप से बड़ी संख्या में मछलियाँ पकड़ीं (</w:t>
-      </w:r>
-      <w:hyperlink r:id="rId21">
-        <w:r>
-          <w:rPr>
-            <w:lang w:val="hi_IN" w:bidi="hi_IN"/>
-          </w:rPr>
-          <w:rPr>
-            <w:color w:val="0000EE"/>
-            <w:u w:val="single"/>
-          </w:rPr>
-          <w:t>लूका 5:1–11</w:t>
-        </w:r>
-      </w:hyperlink>
-      <w:r>
-        <w:rPr>
-          <w:lang w:val="hi_IN" w:bidi="hi_IN"/>
-        </w:rPr>
-        <w:t xml:space="preserve">)। इसी प्रकार की घटना </w:t>
-      </w:r>
-      <w:hyperlink r:id="rId22">
-        <w:r>
-          <w:rPr>
-            <w:lang w:val="hi_IN" w:bidi="hi_IN"/>
-          </w:rPr>
-          <w:rPr>
-            <w:color w:val="0000EE"/>
-            <w:u w:val="single"/>
-          </w:rPr>
-          <w:t>यूहन्ना 21:1–11</w:t>
-        </w:r>
-      </w:hyperlink>
-      <w:r>
-        <w:rPr>
-          <w:lang w:val="hi_IN" w:bidi="hi_IN"/>
-        </w:rPr>
-        <w:t xml:space="preserve"> में हुई जब शमौन पतरस रात भर मछली पकड़ने में असफल होने के बाद लौटे। यीशु ने उन्हें फिर से अपना जाल डालने का निर्देश दिया। पतरस ने सम्भवतः एक फेंकने वाला जाल इस्तेमाल किया, जो इतनी मछलियों से भर गया कि उसे खींचना कठिन हो गया।</w:t>
+          <w:u w:val="single"/>
+          <w:lang w:val="hi_IN" w:bidi="hi_IN"/>
+        </w:rPr>
+        <w:t>आगे के अध्ययन के लिए पद्द्यांश</w:t>
       </w:r>
     </w:p>
     <w:p>
@@ -551,12 +1221,243 @@
           <w:lang w:val="hi_IN" w:bidi="hi_IN"/>
         </w:rPr>
       </w:r>
-      <w:r>
-        <w:rPr>
-          <w:u w:val="single"/>
-          <w:lang w:val="hi_IN" w:bidi="hi_IN"/>
-        </w:rPr>
-        <w:t>आगे के अध्ययन के लिए अंश</w:t>
+      <w:hyperlink r:id="rId41">
+        <w:r>
+          <w:rPr>
+            <w:lang w:val="hi_IN" w:bidi="hi_IN"/>
+          </w:rPr>
+          <w:rPr>
+            <w:color w:val="0000EE"/>
+            <w:u w:val="single"/>
+          </w:rPr>
+          <w:t>इफिसियों 5:21–6:9</w:t>
+        </w:r>
+      </w:hyperlink>
+      <w:r>
+        <w:rPr>
+          <w:lang w:val="hi_IN" w:bidi="hi_IN"/>
+        </w:rPr>
+        <w:t xml:space="preserve">; </w:t>
+      </w:r>
+      <w:hyperlink r:id="rId42">
+        <w:r>
+          <w:rPr>
+            <w:lang w:val="hi_IN" w:bidi="hi_IN"/>
+          </w:rPr>
+          <w:rPr>
+            <w:color w:val="0000EE"/>
+            <w:u w:val="single"/>
+          </w:rPr>
+          <w:t>कुलुस्सियों 3:18–4:1</w:t>
+        </w:r>
+      </w:hyperlink>
+      <w:r>
+        <w:rPr>
+          <w:lang w:val="hi_IN" w:bidi="hi_IN"/>
+        </w:rPr>
+        <w:t xml:space="preserve">; </w:t>
+      </w:r>
+      <w:hyperlink r:id="rId43">
+        <w:r>
+          <w:rPr>
+            <w:lang w:val="hi_IN" w:bidi="hi_IN"/>
+          </w:rPr>
+          <w:rPr>
+            <w:color w:val="0000EE"/>
+            <w:u w:val="single"/>
+          </w:rPr>
+          <w:t>1 तीमुथियुस 2:8–15</w:t>
+        </w:r>
+      </w:hyperlink>
+      <w:r>
+        <w:rPr>
+          <w:lang w:val="hi_IN" w:bidi="hi_IN"/>
+        </w:rPr>
+        <w:t xml:space="preserve">; </w:t>
+      </w:r>
+      <w:hyperlink r:id="rId48">
+        <w:r>
+          <w:rPr>
+            <w:lang w:val="hi_IN" w:bidi="hi_IN"/>
+          </w:rPr>
+          <w:rPr>
+            <w:color w:val="0000EE"/>
+            <w:u w:val="single"/>
+          </w:rPr>
+          <w:t>3:5</w:t>
+        </w:r>
+      </w:hyperlink>
+      <w:r>
+        <w:rPr>
+          <w:lang w:val="hi_IN" w:bidi="hi_IN"/>
+        </w:rPr>
+        <w:t xml:space="preserve">, </w:t>
+      </w:r>
+      <w:hyperlink r:id="rId49">
+        <w:r>
+          <w:rPr>
+            <w:lang w:val="hi_IN" w:bidi="hi_IN"/>
+          </w:rPr>
+          <w:rPr>
+            <w:color w:val="0000EE"/>
+            <w:u w:val="single"/>
+          </w:rPr>
+          <w:t>12</w:t>
+        </w:r>
+      </w:hyperlink>
+      <w:r>
+        <w:rPr>
+          <w:lang w:val="hi_IN" w:bidi="hi_IN"/>
+        </w:rPr>
+        <w:t xml:space="preserve">, </w:t>
+      </w:r>
+      <w:hyperlink r:id="rId50">
+        <w:r>
+          <w:rPr>
+            <w:lang w:val="hi_IN" w:bidi="hi_IN"/>
+          </w:rPr>
+          <w:rPr>
+            <w:color w:val="0000EE"/>
+            <w:u w:val="single"/>
+          </w:rPr>
+          <w:t>15</w:t>
+        </w:r>
+      </w:hyperlink>
+      <w:r>
+        <w:rPr>
+          <w:lang w:val="hi_IN" w:bidi="hi_IN"/>
+        </w:rPr>
+        <w:t xml:space="preserve">; </w:t>
+      </w:r>
+      <w:hyperlink r:id="rId44">
+        <w:r>
+          <w:rPr>
+            <w:lang w:val="hi_IN" w:bidi="hi_IN"/>
+          </w:rPr>
+          <w:rPr>
+            <w:color w:val="0000EE"/>
+            <w:u w:val="single"/>
+          </w:rPr>
+          <w:t>5:1–2</w:t>
+        </w:r>
+      </w:hyperlink>
+      <w:r>
+        <w:rPr>
+          <w:lang w:val="hi_IN" w:bidi="hi_IN"/>
+        </w:rPr>
+        <w:t xml:space="preserve">, </w:t>
+      </w:r>
+      <w:hyperlink r:id="rId51">
+        <w:r>
+          <w:rPr>
+            <w:lang w:val="hi_IN" w:bidi="hi_IN"/>
+          </w:rPr>
+          <w:rPr>
+            <w:color w:val="0000EE"/>
+            <w:u w:val="single"/>
+          </w:rPr>
+          <w:t>8</w:t>
+        </w:r>
+      </w:hyperlink>
+      <w:r>
+        <w:rPr>
+          <w:lang w:val="hi_IN" w:bidi="hi_IN"/>
+        </w:rPr>
+        <w:t xml:space="preserve">; </w:t>
+      </w:r>
+      <w:hyperlink r:id="rId45">
+        <w:r>
+          <w:rPr>
+            <w:lang w:val="hi_IN" w:bidi="hi_IN"/>
+          </w:rPr>
+          <w:rPr>
+            <w:color w:val="0000EE"/>
+            <w:u w:val="single"/>
+          </w:rPr>
+          <w:t>6:1–2</w:t>
+        </w:r>
+      </w:hyperlink>
+      <w:r>
+        <w:rPr>
+          <w:lang w:val="hi_IN" w:bidi="hi_IN"/>
+        </w:rPr>
+        <w:t xml:space="preserve">; </w:t>
+      </w:r>
+      <w:hyperlink r:id="rId46">
+        <w:r>
+          <w:rPr>
+            <w:lang w:val="hi_IN" w:bidi="hi_IN"/>
+          </w:rPr>
+          <w:rPr>
+            <w:color w:val="0000EE"/>
+            <w:u w:val="single"/>
+          </w:rPr>
+          <w:t>तीतुस 2:1–3:8</w:t>
+        </w:r>
+      </w:hyperlink>
+      <w:r>
+        <w:rPr>
+          <w:lang w:val="hi_IN" w:bidi="hi_IN"/>
+        </w:rPr>
+        <w:t xml:space="preserve">; </w:t>
+      </w:r>
+      <w:hyperlink r:id="rId52">
+        <w:r>
+          <w:rPr>
+            <w:lang w:val="hi_IN" w:bidi="hi_IN"/>
+          </w:rPr>
+          <w:rPr>
+            <w:color w:val="0000EE"/>
+            <w:u w:val="single"/>
+          </w:rPr>
+          <w:t>1 पतरस 2:13–3:7</w:t>
+        </w:r>
+      </w:hyperlink>
+      <w:r>
+        <w:rPr>
+          <w:lang w:val="hi_IN" w:bidi="hi_IN"/>
+        </w:rPr>
+        <w:t xml:space="preserve">; </w:t>
+      </w:r>
+      <w:hyperlink r:id="rId53">
+        <w:r>
+          <w:rPr>
+            <w:lang w:val="hi_IN" w:bidi="hi_IN"/>
+          </w:rPr>
+          <w:rPr>
+            <w:color w:val="0000EE"/>
+            <w:u w:val="single"/>
+          </w:rPr>
+          <w:t>4:17</w:t>
+        </w:r>
+      </w:hyperlink>
+      <w:r>
+        <w:rPr>
+          <w:lang w:val="hi_IN" w:bidi="hi_IN"/>
+        </w:rPr>
+        <w:t xml:space="preserve">; </w:t>
+      </w:r>
+      <w:hyperlink r:id="rId54">
+        <w:r>
+          <w:rPr>
+            <w:lang w:val="hi_IN" w:bidi="hi_IN"/>
+          </w:rPr>
+          <w:rPr>
+            <w:color w:val="0000EE"/>
+            <w:u w:val="single"/>
+          </w:rPr>
+          <w:t>5:1–5</w:t>
+        </w:r>
+      </w:hyperlink>
+      <w:r>
+        <w:rPr>
+          <w:lang w:val="hi_IN" w:bidi="hi_IN"/>
+        </w:rPr>
+      </w:r>
+      <w:r>
+        <w:rPr>
+          <w:lang w:val="hi_IN" w:bidi="hi_IN"/>
+        </w:rPr>
       </w:r>
     </w:p>
     <w:p>
@@ -566,16 +1467,111 @@
           <w:lang w:val="hi_IN" w:bidi="hi_IN"/>
         </w:rPr>
       </w:r>
-      <w:hyperlink r:id="rId23">
-        <w:r>
-          <w:rPr>
-            <w:lang w:val="hi_IN" w:bidi="hi_IN"/>
-          </w:rPr>
-          <w:rPr>
-            <w:color w:val="0000EE"/>
-            <w:u w:val="single"/>
-          </w:rPr>
-          <w:t>मत्ती 4:19–22</w:t>
+    </w:p>
+    <w:p>
+      <w:pPr>
+        <w:pStyle w:val="Heading2"/>
+      </w:pPr>
+      <w:r>
+        <w:rPr>
+          <w:lang w:val="hi_IN" w:bidi="hi_IN"/>
+        </w:rPr>
+        <w:t>घुसपैठ</w:t>
+      </w:r>
+      <w:r>
+        <w:rPr>
+          <w:lang w:val="hi_IN" w:bidi="hi_IN"/>
+        </w:rPr>
+      </w:r>
+    </w:p>
+    <w:p>
+      <w:pPr/>
+      <w:r>
+        <w:rPr>
+          <w:lang w:val="hi_IN" w:bidi="hi_IN"/>
+        </w:rPr>
+      </w:r>
+      <w:r>
+        <w:rPr>
+          <w:lang w:val="hi_IN" w:bidi="hi_IN"/>
+        </w:rPr>
+        <w:t>प्राचीन संसार में, विदेशी घुसपैठ सामान्य थे। उन्होंने बड़ी कठिनाइयाँ उत्पन्न कीं। यदि आक्रमणकारी सफल होते, तो वे विनाश और पीड़ा लाते थे। विजयी आक्रमणकारियों ने वयस्क पुरुषों को मार डाला, महिलाओं के साथ दुर्व्यवहार किया, बच्चों को गुलाम बनाया, कीमती सामान चुरा लिया, और बाकी सब कुछ नष्ट कर दिया। घुसपैठ के खतरे ने लोगों को भयभीत कर दिया।</w:t>
+      </w:r>
+    </w:p>
+    <w:p>
+      <w:pPr/>
+      <w:r>
+        <w:rPr>
+          <w:lang w:val="hi_IN" w:bidi="hi_IN"/>
+        </w:rPr>
+      </w:r>
+      <w:r>
+        <w:rPr>
+          <w:lang w:val="hi_IN" w:bidi="hi_IN"/>
+        </w:rPr>
+        <w:t>राज्य के अंतिम दशकों में, यहूदा और यरूशलेम के लोग बाबेल के विजय के खतरे के अधीन थे। एक सदी से अधिक पहले, अश्शूरियों ने इस्राएल के उत्तरी राज्य को नष्ट कर दिया था, यहूदा पर आक्रमण किया था, और यरूशलेम पर हमला किया था। यह घटनाएँ यहूदा के लोगों की स्मृतियों में स्पष्ट रूप से बनी रहीं। भविष्यद्वक्ता यिर्मयाह ने एक और आने वाले आक्रमण और उसके कारण होने वाले विनाश की चेतावनी दी।</w:t>
+      </w:r>
+    </w:p>
+    <w:p>
+      <w:pPr/>
+      <w:r>
+        <w:rPr>
+          <w:lang w:val="hi_IN" w:bidi="hi_IN"/>
+        </w:rPr>
+      </w:r>
+      <w:r>
+        <w:rPr>
+          <w:lang w:val="hi_IN" w:bidi="hi_IN"/>
+        </w:rPr>
+        <w:t>जब आक्रमण का खतरा मंडराने लगा, तो लोग आने वाले कष्ट से बचने के उपाय ढूंढने का प्रयास करने लगते थे। यिर्मयाह जैसे नबी परमेश्वर के लोगों से झूठे देवताओं को छोड़ने और प्रभु की आज्ञा का पालन करने का आग्रह करते थे। उन्होंने शक्तिशाली सहयोगियों पर निर्भर रहने के खिलाफ सलाह दी। इसके बजाय, उन्होंने प्रभु की सुरक्षा की खोज करने के लिए प्रोत्साहित किया।</w:t>
+      </w:r>
+    </w:p>
+    <w:p>
+      <w:pPr/>
+      <w:r>
+        <w:rPr>
+          <w:lang w:val="hi_IN" w:bidi="hi_IN"/>
+        </w:rPr>
+      </w:r>
+      <w:r>
+        <w:rPr>
+          <w:lang w:val="hi_IN" w:bidi="hi_IN"/>
+        </w:rPr>
+        <w:t>भविष्यवक्ताओं ने कभी-कभी विस्तार से वर्णन किया कि आक्रमण के दौरान क्या होगा। उनका उद्देश्य परमेश्वर के लोगों को डराना या हतोत्साहित करना नहीं था। परमेश्वर ने उन्हें आज्ञाकारिता के लिए प्रोत्साहित करने के लिए भेजा। वे चाहते थे कि लोग उद्धार के लिए प्रभु पर भरोसा करें और उनके बचाव का अनुभव करें। इसी तरह राजा हिजकिय्याह ने एक सदी पहले अश्शूरी आक्रमण के प्रति प्रतिक्रिया दी थी। उन्होंने प्रभु पर भरोसा किया, और प्रभु ने उन्हें और उनके लोगों को बचाया।</w:t>
+      </w:r>
+    </w:p>
+    <w:p>
+      <w:pPr/>
+      <w:r>
+        <w:rPr>
+          <w:lang w:val="hi_IN" w:bidi="hi_IN"/>
+        </w:rPr>
+      </w:r>
+      <w:r>
+        <w:rPr>
+          <w:u w:val="single"/>
+          <w:lang w:val="hi_IN" w:bidi="hi_IN"/>
+        </w:rPr>
+        <w:t>आगे के अध्ययन के लिए अंश</w:t>
+      </w:r>
+    </w:p>
+    <w:p>
+      <w:pPr/>
+      <w:r>
+        <w:rPr>
+          <w:lang w:val="hi_IN" w:bidi="hi_IN"/>
+        </w:rPr>
+      </w:r>
+      <w:hyperlink r:id="rId55">
+        <w:r>
+          <w:rPr>
+            <w:lang w:val="hi_IN" w:bidi="hi_IN"/>
+          </w:rPr>
+          <w:rPr>
+            <w:color w:val="0000EE"/>
+            <w:u w:val="single"/>
+          </w:rPr>
+          <w:t>उत्पत्ति 14:1–16</w:t>
         </w:r>
       </w:hyperlink>
       <w:r>
@@ -584,16 +1580,16 @@
         </w:rPr>
         <w:t xml:space="preserve">; </w:t>
       </w:r>
-      <w:hyperlink r:id="rId13">
-        <w:r>
-          <w:rPr>
-            <w:lang w:val="hi_IN" w:bidi="hi_IN"/>
-          </w:rPr>
-          <w:rPr>
-            <w:color w:val="0000EE"/>
-            <w:u w:val="single"/>
-          </w:rPr>
-          <w:t>7:10</w:t>
+      <w:hyperlink r:id="rId56">
+        <w:r>
+          <w:rPr>
+            <w:lang w:val="hi_IN" w:bidi="hi_IN"/>
+          </w:rPr>
+          <w:rPr>
+            <w:color w:val="0000EE"/>
+            <w:u w:val="single"/>
+          </w:rPr>
+          <w:t>2 राजा 17:5–23</w:t>
         </w:r>
       </w:hyperlink>
       <w:r>
@@ -602,16 +1598,16 @@
         </w:rPr>
         <w:t xml:space="preserve">; </w:t>
       </w:r>
-      <w:hyperlink r:id="rId24">
-        <w:r>
-          <w:rPr>
-            <w:lang w:val="hi_IN" w:bidi="hi_IN"/>
-          </w:rPr>
-          <w:rPr>
-            <w:color w:val="0000EE"/>
-            <w:u w:val="single"/>
-          </w:rPr>
-          <w:t>13:47–48</w:t>
+      <w:hyperlink r:id="rId57">
+        <w:r>
+          <w:rPr>
+            <w:lang w:val="hi_IN" w:bidi="hi_IN"/>
+          </w:rPr>
+          <w:rPr>
+            <w:color w:val="0000EE"/>
+            <w:u w:val="single"/>
+          </w:rPr>
+          <w:t>18:13–19:37</w:t>
         </w:r>
       </w:hyperlink>
       <w:r>
@@ -620,16 +1616,16 @@
         </w:rPr>
         <w:t xml:space="preserve">; </w:t>
       </w:r>
-      <w:hyperlink r:id="rId20">
-        <w:r>
-          <w:rPr>
-            <w:lang w:val="hi_IN" w:bidi="hi_IN"/>
-          </w:rPr>
-          <w:rPr>
-            <w:color w:val="0000EE"/>
-            <w:u w:val="single"/>
-          </w:rPr>
-          <w:t>मरकुस 1:19–20</w:t>
+      <w:hyperlink r:id="rId58">
+        <w:r>
+          <w:rPr>
+            <w:lang w:val="hi_IN" w:bidi="hi_IN"/>
+          </w:rPr>
+          <w:rPr>
+            <w:color w:val="0000EE"/>
+            <w:u w:val="single"/>
+          </w:rPr>
+          <w:t>यशायाह 6:8–13</w:t>
         </w:r>
       </w:hyperlink>
       <w:r>
@@ -638,16 +1634,16 @@
         </w:rPr>
         <w:t xml:space="preserve">; </w:t>
       </w:r>
-      <w:hyperlink r:id="rId25">
-        <w:r>
-          <w:rPr>
-            <w:lang w:val="hi_IN" w:bidi="hi_IN"/>
-          </w:rPr>
-          <w:rPr>
-            <w:color w:val="0000EE"/>
-            <w:u w:val="single"/>
-          </w:rPr>
-          <w:t>6:41</w:t>
+      <w:hyperlink r:id="rId59">
+        <w:r>
+          <w:rPr>
+            <w:lang w:val="hi_IN" w:bidi="hi_IN"/>
+          </w:rPr>
+          <w:rPr>
+            <w:color w:val="0000EE"/>
+            <w:u w:val="single"/>
+          </w:rPr>
+          <w:t>36:1–37:38</w:t>
         </w:r>
       </w:hyperlink>
       <w:r>
@@ -656,16 +1652,16 @@
         </w:rPr>
         <w:t xml:space="preserve">; </w:t>
       </w:r>
-      <w:hyperlink r:id="rId26">
-        <w:r>
-          <w:rPr>
-            <w:lang w:val="hi_IN" w:bidi="hi_IN"/>
-          </w:rPr>
-          <w:rPr>
-            <w:color w:val="0000EE"/>
-            <w:u w:val="single"/>
-          </w:rPr>
-          <w:t>लूका 5:1–7</w:t>
+      <w:hyperlink r:id="rId60">
+        <w:r>
+          <w:rPr>
+            <w:lang w:val="hi_IN" w:bidi="hi_IN"/>
+          </w:rPr>
+          <w:rPr>
+            <w:color w:val="0000EE"/>
+            <w:u w:val="single"/>
+          </w:rPr>
+          <w:t>65:21–23</w:t>
         </w:r>
       </w:hyperlink>
       <w:r>
@@ -674,16 +1670,689 @@
         </w:rPr>
         <w:t xml:space="preserve">; </w:t>
       </w:r>
-      <w:hyperlink r:id="rId27">
-        <w:r>
-          <w:rPr>
-            <w:lang w:val="hi_IN" w:bidi="hi_IN"/>
-          </w:rPr>
-          <w:rPr>
-            <w:color w:val="0000EE"/>
-            <w:u w:val="single"/>
-          </w:rPr>
-          <w:t>यूहन्ना 21:1–14</w:t>
+      <w:hyperlink r:id="rId61">
+        <w:r>
+          <w:rPr>
+            <w:lang w:val="hi_IN" w:bidi="hi_IN"/>
+          </w:rPr>
+          <w:rPr>
+            <w:color w:val="0000EE"/>
+            <w:u w:val="single"/>
+          </w:rPr>
+          <w:t>यिर्मयाह 6:22–26</w:t>
+        </w:r>
+      </w:hyperlink>
+      <w:r>
+        <w:rPr>
+          <w:lang w:val="hi_IN" w:bidi="hi_IN"/>
+        </w:rPr>
+        <w:t xml:space="preserve">; </w:t>
+      </w:r>
+      <w:hyperlink r:id="rId62">
+        <w:r>
+          <w:rPr>
+            <w:lang w:val="hi_IN" w:bidi="hi_IN"/>
+          </w:rPr>
+          <w:rPr>
+            <w:color w:val="0000EE"/>
+            <w:u w:val="single"/>
+          </w:rPr>
+          <w:t>19:7–15</w:t>
+        </w:r>
+      </w:hyperlink>
+      <w:r>
+        <w:rPr>
+          <w:lang w:val="hi_IN" w:bidi="hi_IN"/>
+        </w:rPr>
+      </w:r>
+      <w:r>
+        <w:rPr>
+          <w:lang w:val="hi_IN" w:bidi="hi_IN"/>
+        </w:rPr>
+      </w:r>
+    </w:p>
+    <w:p>
+      <w:pPr/>
+      <w:r>
+        <w:rPr>
+          <w:lang w:val="hi_IN" w:bidi="hi_IN"/>
+        </w:rPr>
+      </w:r>
+    </w:p>
+    <w:p>
+      <w:pPr>
+        <w:pStyle w:val="Heading2"/>
+      </w:pPr>
+      <w:r>
+        <w:rPr>
+          <w:lang w:val="hi_IN" w:bidi="hi_IN"/>
+        </w:rPr>
+        <w:t>घूस और भेंट</w:t>
+      </w:r>
+      <w:r>
+        <w:rPr>
+          <w:lang w:val="hi_IN" w:bidi="hi_IN"/>
+        </w:rPr>
+      </w:r>
+    </w:p>
+    <w:p>
+      <w:pPr/>
+      <w:r>
+        <w:rPr>
+          <w:lang w:val="hi_IN" w:bidi="hi_IN"/>
+        </w:rPr>
+      </w:r>
+      <w:r>
+        <w:rPr>
+          <w:lang w:val="hi_IN" w:bidi="hi_IN"/>
+        </w:rPr>
+        <w:t xml:space="preserve">बाइबल, </w:t>
+      </w:r>
+      <w:r>
+        <w:rPr>
+          <w:lang w:val="hi_IN" w:bidi="hi_IN"/>
+        </w:rPr>
+        <w:t xml:space="preserve">घूस </w:t>
+      </w:r>
+      <w:r>
+        <w:rPr>
+          <w:lang w:val="hi_IN" w:bidi="hi_IN"/>
+        </w:rPr>
+        <w:t xml:space="preserve">(निर्णयों को अनुचित रूप से प्रभावित करने के लिए दिए गए भुगतान) और </w:t>
+      </w:r>
+      <w:r>
+        <w:rPr>
+          <w:lang w:val="hi_IN" w:bidi="hi_IN"/>
+        </w:rPr>
+        <w:t xml:space="preserve">भेंटों </w:t>
+      </w:r>
+      <w:r>
+        <w:rPr>
+          <w:lang w:val="hi_IN" w:bidi="hi_IN"/>
+        </w:rPr>
+        <w:t xml:space="preserve">(आदर दिखाने या संबंध बनाए रखने के लिए दी गई भेंट) के बारे में स्पष्ट शिक्षाएँ प्रदान करती है। </w:t>
+      </w:r>
+      <w:r>
+        <w:rPr>
+          <w:lang w:val="hi_IN" w:bidi="hi_IN"/>
+        </w:rPr>
+        <w:t xml:space="preserve">घूस </w:t>
+      </w:r>
+      <w:r>
+        <w:rPr>
+          <w:lang w:val="hi_IN" w:bidi="hi_IN"/>
+        </w:rPr>
+        <w:t xml:space="preserve">की कड़ी निंदा की जाती है क्योंकि वे न्याय को भ्रष्ट करती हैं और अनुचित व्यवहार की ओर ले जाती हैं। उदाहरण के लिए, </w:t>
+      </w:r>
+      <w:hyperlink r:id="rId63">
+        <w:r>
+          <w:rPr>
+            <w:lang w:val="hi_IN" w:bidi="hi_IN"/>
+          </w:rPr>
+          <w:rPr>
+            <w:color w:val="0000EE"/>
+            <w:u w:val="single"/>
+          </w:rPr>
+          <w:t>निर्गमन 23:8</w:t>
+        </w:r>
+      </w:hyperlink>
+      <w:r>
+        <w:rPr>
+          <w:lang w:val="hi_IN" w:bidi="hi_IN"/>
+        </w:rPr>
+        <w:t xml:space="preserve"> आदेश देता है, "</w:t>
+      </w:r>
+      <w:r>
+        <w:rPr>
+          <w:lang w:val="hi_IN" w:bidi="hi_IN"/>
+        </w:rPr>
+        <w:t>घूस न लेना, क्योंकि घूस देखनेवालों को भी अंधा कर देता और धर्मियों की बातें पलट देता है</w:t>
+      </w:r>
+      <w:r>
+        <w:rPr>
+          <w:lang w:val="hi_IN" w:bidi="hi_IN"/>
+        </w:rPr>
+        <w:t xml:space="preserve">" (देखें </w:t>
+      </w:r>
+      <w:hyperlink r:id="rId64">
+        <w:r>
+          <w:rPr>
+            <w:lang w:val="hi_IN" w:bidi="hi_IN"/>
+          </w:rPr>
+          <w:rPr>
+            <w:color w:val="0000EE"/>
+            <w:u w:val="single"/>
+          </w:rPr>
+          <w:t>व्य.वि.16:19</w:t>
+        </w:r>
+      </w:hyperlink>
+      <w:r>
+        <w:rPr>
+          <w:lang w:val="hi_IN" w:bidi="hi_IN"/>
+        </w:rPr>
+        <w:t xml:space="preserve"> भी)।</w:t>
+      </w:r>
+    </w:p>
+    <w:p>
+      <w:pPr/>
+      <w:r>
+        <w:rPr>
+          <w:lang w:val="hi_IN" w:bidi="hi_IN"/>
+        </w:rPr>
+      </w:r>
+      <w:r>
+        <w:rPr>
+          <w:lang w:val="hi_IN" w:bidi="hi_IN"/>
+        </w:rPr>
+        <w:t xml:space="preserve">नीतिवचन की पुस्तक में इस बात पर कई टिप्पणियाँ शामिल हैं कि समाज में घूस और </w:t>
+      </w:r>
+      <w:r>
+        <w:rPr>
+          <w:lang w:val="hi_IN" w:bidi="hi_IN"/>
+        </w:rPr>
+        <w:t xml:space="preserve">भेंट </w:t>
+      </w:r>
+      <w:r>
+        <w:rPr>
+          <w:lang w:val="hi_IN" w:bidi="hi_IN"/>
+        </w:rPr>
+        <w:t>कैसे काम करते हैं। कुछ पद परिणाम प्राप्त करने में घूस की प्रभावशीलता का वर्णन करते हैं (</w:t>
+      </w:r>
+      <w:hyperlink r:id="rId65">
+        <w:r>
+          <w:rPr>
+            <w:lang w:val="hi_IN" w:bidi="hi_IN"/>
+          </w:rPr>
+          <w:rPr>
+            <w:color w:val="0000EE"/>
+            <w:u w:val="single"/>
+          </w:rPr>
+          <w:t>नीति 17:8</w:t>
+        </w:r>
+      </w:hyperlink>
+      <w:r>
+        <w:rPr>
+          <w:lang w:val="hi_IN" w:bidi="hi_IN"/>
+        </w:rPr>
+        <w:t xml:space="preserve">; </w:t>
+      </w:r>
+      <w:hyperlink r:id="rId66">
+        <w:r>
+          <w:rPr>
+            <w:lang w:val="hi_IN" w:bidi="hi_IN"/>
+          </w:rPr>
+          <w:rPr>
+            <w:color w:val="0000EE"/>
+            <w:u w:val="single"/>
+          </w:rPr>
+          <w:t>18:16</w:t>
+        </w:r>
+      </w:hyperlink>
+      <w:r>
+        <w:rPr>
+          <w:lang w:val="hi_IN" w:bidi="hi_IN"/>
+        </w:rPr>
+        <w:t>)। ये पद मनुष्यों के व्यवहार का वर्णन करते हैं लेकिन घूसखोरी का समर्थन नहीं करते।</w:t>
+      </w:r>
+    </w:p>
+    <w:p>
+      <w:pPr/>
+      <w:r>
+        <w:rPr>
+          <w:lang w:val="hi_IN" w:bidi="hi_IN"/>
+        </w:rPr>
+      </w:r>
+      <w:r>
+        <w:rPr>
+          <w:lang w:val="hi_IN" w:bidi="hi_IN"/>
+        </w:rPr>
+        <w:t>नीतिवचन के अन्य पद स्पष्ट रूप से दिखाते हैं कि घूसखोरी गलत है, विशेष रूप से जब यह न्याय को भ्रष्ट करती है (</w:t>
+      </w:r>
+      <w:hyperlink r:id="rId67">
+        <w:r>
+          <w:rPr>
+            <w:lang w:val="hi_IN" w:bidi="hi_IN"/>
+          </w:rPr>
+          <w:rPr>
+            <w:color w:val="0000EE"/>
+            <w:u w:val="single"/>
+          </w:rPr>
+          <w:t>नीति 15:27</w:t>
+        </w:r>
+      </w:hyperlink>
+      <w:r>
+        <w:rPr>
+          <w:lang w:val="hi_IN" w:bidi="hi_IN"/>
+        </w:rPr>
+        <w:t xml:space="preserve">; </w:t>
+      </w:r>
+      <w:hyperlink r:id="rId68">
+        <w:r>
+          <w:rPr>
+            <w:lang w:val="hi_IN" w:bidi="hi_IN"/>
+          </w:rPr>
+          <w:rPr>
+            <w:color w:val="0000EE"/>
+            <w:u w:val="single"/>
+          </w:rPr>
+          <w:t>17:23</w:t>
+        </w:r>
+      </w:hyperlink>
+      <w:r>
+        <w:rPr>
+          <w:lang w:val="hi_IN" w:bidi="hi_IN"/>
+        </w:rPr>
+        <w:t>)।</w:t>
+      </w:r>
+    </w:p>
+    <w:p>
+      <w:pPr/>
+      <w:r>
+        <w:rPr>
+          <w:lang w:val="hi_IN" w:bidi="hi_IN"/>
+        </w:rPr>
+      </w:r>
+      <w:r>
+        <w:rPr>
+          <w:lang w:val="hi_IN" w:bidi="hi_IN"/>
+        </w:rPr>
+        <w:t xml:space="preserve">बाइबल घूस और वैध </w:t>
+      </w:r>
+      <w:r>
+        <w:rPr>
+          <w:lang w:val="hi_IN" w:bidi="hi_IN"/>
+        </w:rPr>
+        <w:t xml:space="preserve">भेंट </w:t>
+      </w:r>
+      <w:r>
+        <w:rPr>
+          <w:lang w:val="hi_IN" w:bidi="hi_IN"/>
+        </w:rPr>
+        <w:t xml:space="preserve">के बीच अंतर करती है। घूस गुप्त भुगतान है जो अनुचित लाभ प्राप्त करने या न्याय को विकृत करने के लिए दी जाती है। हालांकि, </w:t>
+      </w:r>
+      <w:r>
+        <w:rPr>
+          <w:lang w:val="hi_IN" w:bidi="hi_IN"/>
+        </w:rPr>
+        <w:t xml:space="preserve">भेंट </w:t>
+      </w:r>
+      <w:r>
+        <w:rPr>
+          <w:lang w:val="hi_IN" w:bidi="hi_IN"/>
+        </w:rPr>
+        <w:t xml:space="preserve">अक्सर खुले तौर पर आदर दिखाने, संबंध बनाए रखने या आतिथ्य की सांस्कृतिक परंपराओं का पालन करने के लिए दी जाती है। उदाहरण के लिए, </w:t>
+      </w:r>
+      <w:hyperlink r:id="rId69">
+        <w:r>
+          <w:rPr>
+            <w:lang w:val="hi_IN" w:bidi="hi_IN"/>
+          </w:rPr>
+          <w:rPr>
+            <w:color w:val="0000EE"/>
+            <w:u w:val="single"/>
+          </w:rPr>
+          <w:t>उत्पत्ति 32:20</w:t>
+        </w:r>
+      </w:hyperlink>
+      <w:r>
+        <w:rPr>
+          <w:lang w:val="hi_IN" w:bidi="hi_IN"/>
+        </w:rPr>
+        <w:t xml:space="preserve"> में, याकूब एसाव को उनके संबंध सुधारने के लिए </w:t>
+      </w:r>
+      <w:r>
+        <w:rPr>
+          <w:lang w:val="hi_IN" w:bidi="hi_IN"/>
+        </w:rPr>
+        <w:t xml:space="preserve">भेंट </w:t>
+      </w:r>
+      <w:r>
+        <w:rPr>
+          <w:lang w:val="hi_IN" w:bidi="hi_IN"/>
+        </w:rPr>
+        <w:t xml:space="preserve">भेजते हैं। इसी तरह, </w:t>
+      </w:r>
+      <w:hyperlink r:id="rId70">
+        <w:r>
+          <w:rPr>
+            <w:lang w:val="hi_IN" w:bidi="hi_IN"/>
+          </w:rPr>
+          <w:rPr>
+            <w:color w:val="0000EE"/>
+            <w:u w:val="single"/>
+          </w:rPr>
+          <w:t>1 शमूएल 10:27</w:t>
+        </w:r>
+      </w:hyperlink>
+      <w:r>
+        <w:rPr>
+          <w:lang w:val="hi_IN" w:bidi="hi_IN"/>
+        </w:rPr>
+        <w:t xml:space="preserve"> में लोग शाऊल को उनके नए राजा के रूप में आदर देने के लिए </w:t>
+      </w:r>
+      <w:r>
+        <w:rPr>
+          <w:lang w:val="hi_IN" w:bidi="hi_IN"/>
+        </w:rPr>
+        <w:t>भेंट</w:t>
+      </w:r>
+      <w:r>
+        <w:rPr>
+          <w:lang w:val="hi_IN" w:bidi="hi_IN"/>
+        </w:rPr>
+        <w:t xml:space="preserve"> लाते हैं।</w:t>
+      </w:r>
+    </w:p>
+    <w:p>
+      <w:pPr/>
+      <w:r>
+        <w:rPr>
+          <w:lang w:val="hi_IN" w:bidi="hi_IN"/>
+        </w:rPr>
+      </w:r>
+      <w:r>
+        <w:rPr>
+          <w:lang w:val="hi_IN" w:bidi="hi_IN"/>
+        </w:rPr>
+        <w:t xml:space="preserve">बाइबल </w:t>
+      </w:r>
+      <w:r>
+        <w:rPr>
+          <w:lang w:val="hi_IN" w:bidi="hi_IN"/>
+        </w:rPr>
+        <w:t xml:space="preserve">भेंटों </w:t>
+      </w:r>
+      <w:r>
+        <w:rPr>
+          <w:lang w:val="hi_IN" w:bidi="hi_IN"/>
+        </w:rPr>
+        <w:t>की सांस्कृतिक भूमिका को मान्यता देती है, लेकिन यह लगातार घूसखोरी की निंदा करती है और न्याय, निष्पक्षता तथा ईमानदारी पर जोर देती है।</w:t>
+      </w:r>
+    </w:p>
+    <w:p>
+      <w:pPr/>
+      <w:r>
+        <w:rPr>
+          <w:lang w:val="hi_IN" w:bidi="hi_IN"/>
+        </w:rPr>
+      </w:r>
+      <w:r>
+        <w:rPr>
+          <w:u w:val="single"/>
+          <w:lang w:val="hi_IN" w:bidi="hi_IN"/>
+        </w:rPr>
+        <w:t xml:space="preserve">अधिक अध्ययन के लिए अंश </w:t>
+      </w:r>
+    </w:p>
+    <w:p>
+      <w:pPr/>
+      <w:r>
+        <w:rPr>
+          <w:lang w:val="hi_IN" w:bidi="hi_IN"/>
+        </w:rPr>
+      </w:r>
+      <w:hyperlink r:id="rId63">
+        <w:r>
+          <w:rPr>
+            <w:lang w:val="hi_IN" w:bidi="hi_IN"/>
+          </w:rPr>
+          <w:rPr>
+            <w:color w:val="0000EE"/>
+            <w:u w:val="single"/>
+          </w:rPr>
+          <w:t>निर्गमन 23:8</w:t>
+        </w:r>
+      </w:hyperlink>
+      <w:r>
+        <w:rPr>
+          <w:lang w:val="hi_IN" w:bidi="hi_IN"/>
+        </w:rPr>
+        <w:t xml:space="preserve">; </w:t>
+      </w:r>
+      <w:hyperlink r:id="rId71">
+        <w:r>
+          <w:rPr>
+            <w:lang w:val="hi_IN" w:bidi="hi_IN"/>
+          </w:rPr>
+          <w:rPr>
+            <w:color w:val="0000EE"/>
+            <w:u w:val="single"/>
+          </w:rPr>
+          <w:t>व्यवस्थाविवरण 10:17</w:t>
+        </w:r>
+      </w:hyperlink>
+      <w:r>
+        <w:rPr>
+          <w:lang w:val="hi_IN" w:bidi="hi_IN"/>
+        </w:rPr>
+        <w:t xml:space="preserve">; </w:t>
+      </w:r>
+      <w:hyperlink r:id="rId64">
+        <w:r>
+          <w:rPr>
+            <w:lang w:val="hi_IN" w:bidi="hi_IN"/>
+          </w:rPr>
+          <w:rPr>
+            <w:color w:val="0000EE"/>
+            <w:u w:val="single"/>
+          </w:rPr>
+          <w:t>16:19</w:t>
+        </w:r>
+      </w:hyperlink>
+      <w:r>
+        <w:rPr>
+          <w:lang w:val="hi_IN" w:bidi="hi_IN"/>
+        </w:rPr>
+        <w:t xml:space="preserve">; </w:t>
+      </w:r>
+      <w:hyperlink r:id="rId72">
+        <w:r>
+          <w:rPr>
+            <w:lang w:val="hi_IN" w:bidi="hi_IN"/>
+          </w:rPr>
+          <w:rPr>
+            <w:color w:val="0000EE"/>
+            <w:u w:val="single"/>
+          </w:rPr>
+          <w:t>1 शमूएल 8:1–3</w:t>
+        </w:r>
+      </w:hyperlink>
+      <w:r>
+        <w:rPr>
+          <w:lang w:val="hi_IN" w:bidi="hi_IN"/>
+        </w:rPr>
+        <w:t xml:space="preserve">; </w:t>
+      </w:r>
+      <w:hyperlink r:id="rId65">
+        <w:r>
+          <w:rPr>
+            <w:lang w:val="hi_IN" w:bidi="hi_IN"/>
+          </w:rPr>
+          <w:rPr>
+            <w:color w:val="0000EE"/>
+            <w:u w:val="single"/>
+          </w:rPr>
+          <w:t>नीतिवचन 17:8</w:t>
+        </w:r>
+      </w:hyperlink>
+      <w:r>
+        <w:rPr>
+          <w:lang w:val="hi_IN" w:bidi="hi_IN"/>
+        </w:rPr>
+        <w:t xml:space="preserve">, </w:t>
+      </w:r>
+      <w:hyperlink r:id="rId68">
+        <w:r>
+          <w:rPr>
+            <w:lang w:val="hi_IN" w:bidi="hi_IN"/>
+          </w:rPr>
+          <w:rPr>
+            <w:color w:val="0000EE"/>
+            <w:u w:val="single"/>
+          </w:rPr>
+          <w:t>23</w:t>
+        </w:r>
+      </w:hyperlink>
+      <w:r>
+        <w:rPr>
+          <w:lang w:val="hi_IN" w:bidi="hi_IN"/>
+        </w:rPr>
+        <w:t xml:space="preserve">; </w:t>
+      </w:r>
+      <w:hyperlink r:id="rId66">
+        <w:r>
+          <w:rPr>
+            <w:lang w:val="hi_IN" w:bidi="hi_IN"/>
+          </w:rPr>
+          <w:rPr>
+            <w:color w:val="0000EE"/>
+            <w:u w:val="single"/>
+          </w:rPr>
+          <w:t>18:16</w:t>
+        </w:r>
+      </w:hyperlink>
+      <w:r>
+        <w:rPr>
+          <w:lang w:val="hi_IN" w:bidi="hi_IN"/>
+        </w:rPr>
+        <w:t xml:space="preserve">; </w:t>
+      </w:r>
+      <w:hyperlink r:id="rId73">
+        <w:r>
+          <w:rPr>
+            <w:lang w:val="hi_IN" w:bidi="hi_IN"/>
+          </w:rPr>
+          <w:rPr>
+            <w:color w:val="0000EE"/>
+            <w:u w:val="single"/>
+          </w:rPr>
+          <w:t>29:4</w:t>
+        </w:r>
+      </w:hyperlink>
+      <w:r>
+        <w:rPr>
+          <w:lang w:val="hi_IN" w:bidi="hi_IN"/>
+        </w:rPr>
+        <w:t xml:space="preserve">; </w:t>
+      </w:r>
+      <w:hyperlink r:id="rId74">
+        <w:r>
+          <w:rPr>
+            <w:lang w:val="hi_IN" w:bidi="hi_IN"/>
+          </w:rPr>
+          <w:rPr>
+            <w:color w:val="0000EE"/>
+            <w:u w:val="single"/>
+          </w:rPr>
+          <w:t>सभोपदेशक 7:7</w:t>
+        </w:r>
+      </w:hyperlink>
+      <w:r>
+        <w:rPr>
+          <w:lang w:val="hi_IN" w:bidi="hi_IN"/>
+        </w:rPr>
+        <w:t xml:space="preserve">; </w:t>
+      </w:r>
+      <w:hyperlink r:id="rId75">
+        <w:r>
+          <w:rPr>
+            <w:lang w:val="hi_IN" w:bidi="hi_IN"/>
+          </w:rPr>
+          <w:rPr>
+            <w:color w:val="0000EE"/>
+            <w:u w:val="single"/>
+          </w:rPr>
+          <w:t>यशायाह 1:23</w:t>
+        </w:r>
+      </w:hyperlink>
+      <w:r>
+        <w:rPr>
+          <w:lang w:val="hi_IN" w:bidi="hi_IN"/>
+        </w:rPr>
+        <w:t xml:space="preserve">; </w:t>
+      </w:r>
+      <w:hyperlink r:id="rId76">
+        <w:r>
+          <w:rPr>
+            <w:lang w:val="hi_IN" w:bidi="hi_IN"/>
+          </w:rPr>
+          <w:rPr>
+            <w:color w:val="0000EE"/>
+            <w:u w:val="single"/>
+          </w:rPr>
+          <w:t>33:14–16</w:t>
+        </w:r>
+      </w:hyperlink>
+      <w:r>
+        <w:rPr>
+          <w:lang w:val="hi_IN" w:bidi="hi_IN"/>
+        </w:rPr>
+        <w:t xml:space="preserve">; </w:t>
+      </w:r>
+      <w:hyperlink r:id="rId77">
+        <w:r>
+          <w:rPr>
+            <w:lang w:val="hi_IN" w:bidi="hi_IN"/>
+          </w:rPr>
+          <w:rPr>
+            <w:color w:val="0000EE"/>
+            <w:u w:val="single"/>
+          </w:rPr>
+          <w:t>आमोस 5:12</w:t>
+        </w:r>
+      </w:hyperlink>
+      <w:r>
+        <w:rPr>
+          <w:lang w:val="hi_IN" w:bidi="hi_IN"/>
+        </w:rPr>
+        <w:t xml:space="preserve">; </w:t>
+      </w:r>
+      <w:hyperlink r:id="rId78">
+        <w:r>
+          <w:rPr>
+            <w:lang w:val="hi_IN" w:bidi="hi_IN"/>
+          </w:rPr>
+          <w:rPr>
+            <w:color w:val="0000EE"/>
+            <w:u w:val="single"/>
+          </w:rPr>
+          <w:t>मीका 3:9–12</w:t>
+        </w:r>
+      </w:hyperlink>
+      <w:r>
+        <w:rPr>
+          <w:lang w:val="hi_IN" w:bidi="hi_IN"/>
+        </w:rPr>
+        <w:t xml:space="preserve">; </w:t>
+      </w:r>
+      <w:hyperlink r:id="rId79">
+        <w:r>
+          <w:rPr>
+            <w:lang w:val="hi_IN" w:bidi="hi_IN"/>
+          </w:rPr>
+          <w:rPr>
+            <w:color w:val="0000EE"/>
+            <w:u w:val="single"/>
+          </w:rPr>
+          <w:t>7:3</w:t>
+        </w:r>
+      </w:hyperlink>
+      <w:r>
+        <w:rPr>
+          <w:lang w:val="hi_IN" w:bidi="hi_IN"/>
+        </w:rPr>
+        <w:t xml:space="preserve">; </w:t>
+      </w:r>
+      <w:hyperlink r:id="rId80">
+        <w:r>
+          <w:rPr>
+            <w:lang w:val="hi_IN" w:bidi="hi_IN"/>
+          </w:rPr>
+          <w:rPr>
+            <w:color w:val="0000EE"/>
+            <w:u w:val="single"/>
+          </w:rPr>
+          <w:t>मत्ती 28:11–15</w:t>
         </w:r>
       </w:hyperlink>
       <w:r>

--- a/hin/docx/010.content.docx
+++ b/hin/docx/010.content.docx
@@ -19,7 +19,7 @@
         <w:rPr>
           <w:lang w:val="hi_IN" w:bidi="hi_IN"/>
         </w:rPr>
-        <w:t>Resource: Tyndale Open Study Notes</w:t>
+        <w:t>Resource: Aquifer Open Study Notes (Themes)</w:t>
       </w:r>
       <w:r>
         <w:rPr>
@@ -112,7 +112,7 @@
         <w:rPr>
           <w:lang w:val="hi_IN" w:bidi="hi_IN"/>
         </w:rPr>
-        <w:t>Tyndale Open Study Notes</w:t>
+        <w:t>Aquifer Open Study Notes (Themes)</w:t>
       </w:r>
     </w:p>
     <w:p>

--- a/hin/docx/010.content.docx
+++ b/hin/docx/010.content.docx
@@ -233,18 +233,12 @@
         </w:rPr>
         <w:t xml:space="preserve">घमण्ड एक भावना है जो लोगों को स्वाभाविक रूप से होती है जब वे सफल होते हैं या कुछ हासिल करते हैं। संसार में कई लोग पहचाने जाने और प्रसिद्ध होने को महत्व देते हैं (देखें </w:t>
       </w:r>
-      <w:hyperlink r:id="rId13">
-        <w:r>
-          <w:rPr>
-            <w:lang w:val="hi_IN" w:bidi="hi_IN"/>
-          </w:rPr>
-          <w:rPr>
-            <w:color w:val="0000EE"/>
-            <w:u w:val="single"/>
-          </w:rPr>
-          <w:t>1 यूह 2:16</w:t>
-        </w:r>
-      </w:hyperlink>
+      <w:r>
+        <w:rPr>
+          <w:lang w:val="hi_IN" w:bidi="hi_IN"/>
+        </w:rPr>
+        <w:t>1 यूह 2:16</w:t>
+      </w:r>
       <w:r>
         <w:rPr>
           <w:lang w:val="hi_IN" w:bidi="hi_IN"/>
@@ -265,108 +259,72 @@
         </w:rPr>
         <w:t xml:space="preserve">नीतिवचन की पुस्तक नम्रता को बुद्धि से जोड़ती है (देखें </w:t>
       </w:r>
-      <w:hyperlink r:id="rId14">
-        <w:r>
-          <w:rPr>
-            <w:lang w:val="hi_IN" w:bidi="hi_IN"/>
-          </w:rPr>
-          <w:rPr>
-            <w:color w:val="0000EE"/>
-            <w:u w:val="single"/>
-          </w:rPr>
-          <w:t>नीति 11:2</w:t>
-        </w:r>
-      </w:hyperlink>
+      <w:r>
+        <w:rPr>
+          <w:lang w:val="hi_IN" w:bidi="hi_IN"/>
+        </w:rPr>
+        <w:t>नीति 11:2</w:t>
+      </w:r>
       <w:r>
         <w:rPr>
           <w:lang w:val="hi_IN" w:bidi="hi_IN"/>
         </w:rPr>
         <w:t>)। बुद्धि प्रभु का आदर या भय करने से आरम्भ होती है (</w:t>
       </w:r>
-      <w:hyperlink r:id="rId15">
-        <w:r>
-          <w:rPr>
-            <w:lang w:val="hi_IN" w:bidi="hi_IN"/>
-          </w:rPr>
-          <w:rPr>
-            <w:color w:val="0000EE"/>
-            <w:u w:val="single"/>
-          </w:rPr>
-          <w:t>1:7</w:t>
-        </w:r>
-      </w:hyperlink>
+      <w:r>
+        <w:rPr>
+          <w:lang w:val="hi_IN" w:bidi="hi_IN"/>
+        </w:rPr>
+        <w:t>1:7</w:t>
+      </w:r>
       <w:r>
         <w:rPr>
           <w:lang w:val="hi_IN" w:bidi="hi_IN"/>
         </w:rPr>
         <w:t>)। बुद्धि परमेश्वर की शक्ति और महत्व को पहचानती है। एक नम्र व्यक्ति अपनी गलतियों को स्वीकार करता है और दूसरों से सुधार ग्रहण करता है (</w:t>
       </w:r>
-      <w:hyperlink r:id="rId16">
-        <w:r>
-          <w:rPr>
-            <w:lang w:val="hi_IN" w:bidi="hi_IN"/>
-          </w:rPr>
-          <w:rPr>
-            <w:color w:val="0000EE"/>
-            <w:u w:val="single"/>
-          </w:rPr>
-          <w:t>10:17</w:t>
-        </w:r>
-      </w:hyperlink>
+      <w:r>
+        <w:rPr>
+          <w:lang w:val="hi_IN" w:bidi="hi_IN"/>
+        </w:rPr>
+        <w:t>10:17</w:t>
+      </w:r>
       <w:r>
         <w:rPr>
           <w:lang w:val="hi_IN" w:bidi="hi_IN"/>
         </w:rPr>
         <w:t xml:space="preserve">; </w:t>
       </w:r>
-      <w:hyperlink r:id="rId17">
-        <w:r>
-          <w:rPr>
-            <w:lang w:val="hi_IN" w:bidi="hi_IN"/>
-          </w:rPr>
-          <w:rPr>
-            <w:color w:val="0000EE"/>
-            <w:u w:val="single"/>
-          </w:rPr>
-          <w:t>12:1</w:t>
-        </w:r>
-      </w:hyperlink>
+      <w:r>
+        <w:rPr>
+          <w:lang w:val="hi_IN" w:bidi="hi_IN"/>
+        </w:rPr>
+        <w:t>12:1</w:t>
+      </w:r>
       <w:r>
         <w:rPr>
           <w:lang w:val="hi_IN" w:bidi="hi_IN"/>
         </w:rPr>
         <w:t>)। परन्तु घमण्ड दूसरों से सीखने में बाधा डाल सकता है। यह संघर्ष का कारण बन सकता है (</w:t>
       </w:r>
-      <w:hyperlink r:id="rId18">
-        <w:r>
-          <w:rPr>
-            <w:lang w:val="hi_IN" w:bidi="hi_IN"/>
-          </w:rPr>
-          <w:rPr>
-            <w:color w:val="0000EE"/>
-            <w:u w:val="single"/>
-          </w:rPr>
-          <w:t>13:10</w:t>
-        </w:r>
-      </w:hyperlink>
+      <w:r>
+        <w:rPr>
+          <w:lang w:val="hi_IN" w:bidi="hi_IN"/>
+        </w:rPr>
+        <w:t>13:10</w:t>
+      </w:r>
       <w:r>
         <w:rPr>
           <w:lang w:val="hi_IN" w:bidi="hi_IN"/>
         </w:rPr>
         <w:t>)। यह अपमान की ओर ले जाता है (</w:t>
       </w:r>
-      <w:hyperlink r:id="rId14">
-        <w:r>
-          <w:rPr>
-            <w:lang w:val="hi_IN" w:bidi="hi_IN"/>
-          </w:rPr>
-          <w:rPr>
-            <w:color w:val="0000EE"/>
-            <w:u w:val="single"/>
-          </w:rPr>
-          <w:t>11:2</w:t>
-        </w:r>
-      </w:hyperlink>
+      <w:r>
+        <w:rPr>
+          <w:lang w:val="hi_IN" w:bidi="hi_IN"/>
+        </w:rPr>
+        <w:t>11:2</w:t>
+      </w:r>
       <w:r>
         <w:rPr>
           <w:lang w:val="hi_IN" w:bidi="hi_IN"/>
@@ -387,54 +345,36 @@
         </w:rPr>
         <w:t>ईश्वरीय योजना में, घमण्ड पतन और शर्म की ओर ले जाता है, जबकि नम्रता सम्मान लाती है (</w:t>
       </w:r>
-      <w:hyperlink r:id="rId14">
-        <w:r>
-          <w:rPr>
-            <w:lang w:val="hi_IN" w:bidi="hi_IN"/>
-          </w:rPr>
-          <w:rPr>
-            <w:color w:val="0000EE"/>
-            <w:u w:val="single"/>
-          </w:rPr>
-          <w:t>नीति 11:2</w:t>
-        </w:r>
-      </w:hyperlink>
+      <w:r>
+        <w:rPr>
+          <w:lang w:val="hi_IN" w:bidi="hi_IN"/>
+        </w:rPr>
+        <w:t>नीति 11:2</w:t>
+      </w:r>
       <w:r>
         <w:rPr>
           <w:lang w:val="hi_IN" w:bidi="hi_IN"/>
         </w:rPr>
         <w:t xml:space="preserve">; </w:t>
       </w:r>
-      <w:hyperlink r:id="rId19">
-        <w:r>
-          <w:rPr>
-            <w:lang w:val="hi_IN" w:bidi="hi_IN"/>
-          </w:rPr>
-          <w:rPr>
-            <w:color w:val="0000EE"/>
-            <w:u w:val="single"/>
-          </w:rPr>
-          <w:t>18:12</w:t>
-        </w:r>
-      </w:hyperlink>
+      <w:r>
+        <w:rPr>
+          <w:lang w:val="hi_IN" w:bidi="hi_IN"/>
+        </w:rPr>
+        <w:t>18:12</w:t>
+      </w:r>
       <w:r>
         <w:rPr>
           <w:lang w:val="hi_IN" w:bidi="hi_IN"/>
         </w:rPr>
         <w:t xml:space="preserve">; </w:t>
       </w:r>
-      <w:hyperlink r:id="rId20">
-        <w:r>
-          <w:rPr>
-            <w:lang w:val="hi_IN" w:bidi="hi_IN"/>
-          </w:rPr>
-          <w:rPr>
-            <w:color w:val="0000EE"/>
-            <w:u w:val="single"/>
-          </w:rPr>
-          <w:t>29:23</w:t>
-        </w:r>
-      </w:hyperlink>
+      <w:r>
+        <w:rPr>
+          <w:lang w:val="hi_IN" w:bidi="hi_IN"/>
+        </w:rPr>
+        <w:t>29:23</w:t>
+      </w:r>
       <w:r>
         <w:rPr>
           <w:lang w:val="hi_IN" w:bidi="hi_IN"/>
@@ -453,18 +393,12 @@
         </w:rPr>
         <w:t>?” उन्होंने संकेत दिया कि वह जो एक बालक के समान निर्दोष और विनम्र है (</w:t>
       </w:r>
-      <w:hyperlink r:id="rId21">
-        <w:r>
-          <w:rPr>
-            <w:lang w:val="hi_IN" w:bidi="hi_IN"/>
-          </w:rPr>
-          <w:rPr>
-            <w:color w:val="0000EE"/>
-            <w:u w:val="single"/>
-          </w:rPr>
-          <w:t>मत्ती 18:1–5</w:t>
-        </w:r>
-      </w:hyperlink>
+      <w:r>
+        <w:rPr>
+          <w:lang w:val="hi_IN" w:bidi="hi_IN"/>
+        </w:rPr>
+        <w:t>मत्ती 18:1–5</w:t>
+      </w:r>
       <w:r>
         <w:rPr>
           <w:lang w:val="hi_IN" w:bidi="hi_IN"/>
@@ -497,54 +431,36 @@
         </w:rPr>
         <w:t>" (</w:t>
       </w:r>
-      <w:hyperlink r:id="rId22">
-        <w:r>
-          <w:rPr>
-            <w:lang w:val="hi_IN" w:bidi="hi_IN"/>
-          </w:rPr>
-          <w:rPr>
-            <w:color w:val="0000EE"/>
-            <w:u w:val="single"/>
-          </w:rPr>
-          <w:t>लूका 18:9–14</w:t>
-        </w:r>
-      </w:hyperlink>
+      <w:r>
+        <w:rPr>
+          <w:lang w:val="hi_IN" w:bidi="hi_IN"/>
+        </w:rPr>
+        <w:t>लूका 18:9–14</w:t>
+      </w:r>
       <w:r>
         <w:rPr>
           <w:lang w:val="hi_IN" w:bidi="hi_IN"/>
         </w:rPr>
         <w:t xml:space="preserve">; देखें </w:t>
       </w:r>
-      <w:hyperlink r:id="rId23">
-        <w:r>
-          <w:rPr>
-            <w:lang w:val="hi_IN" w:bidi="hi_IN"/>
-          </w:rPr>
-          <w:rPr>
-            <w:color w:val="0000EE"/>
-            <w:u w:val="single"/>
-          </w:rPr>
-          <w:t>मत्ती 23:8–12</w:t>
-        </w:r>
-      </w:hyperlink>
+      <w:r>
+        <w:rPr>
+          <w:lang w:val="hi_IN" w:bidi="hi_IN"/>
+        </w:rPr>
+        <w:t>मत्ती 23:8–12</w:t>
+      </w:r>
       <w:r>
         <w:rPr>
           <w:lang w:val="hi_IN" w:bidi="hi_IN"/>
         </w:rPr>
         <w:t xml:space="preserve">; </w:t>
       </w:r>
-      <w:hyperlink r:id="rId24">
-        <w:r>
-          <w:rPr>
-            <w:lang w:val="hi_IN" w:bidi="hi_IN"/>
-          </w:rPr>
-          <w:rPr>
-            <w:color w:val="0000EE"/>
-            <w:u w:val="single"/>
-          </w:rPr>
-          <w:t>लूका 14:7–11</w:t>
-        </w:r>
-      </w:hyperlink>
+      <w:r>
+        <w:rPr>
+          <w:lang w:val="hi_IN" w:bidi="hi_IN"/>
+        </w:rPr>
+        <w:t>लूका 14:7–11</w:t>
+      </w:r>
       <w:r>
         <w:rPr>
           <w:lang w:val="hi_IN" w:bidi="hi_IN"/>
@@ -565,54 +481,36 @@
         </w:rPr>
         <w:t>यीशु ने नम्रता का सर्वोच्च उदाहरण प्रस्तुत किया। इसके बजाय, “दास का रूप धारण करके,” वह “यहाँ तक आज्ञाकारी रहा कि मृत्यु, हाँ, क्रूस की मृत्यु भी सह ली”(</w:t>
       </w:r>
-      <w:hyperlink r:id="rId25">
-        <w:r>
-          <w:rPr>
-            <w:lang w:val="hi_IN" w:bidi="hi_IN"/>
-          </w:rPr>
-          <w:rPr>
-            <w:color w:val="0000EE"/>
-            <w:u w:val="single"/>
-          </w:rPr>
-          <w:t>फिलि 2:6–8</w:t>
-        </w:r>
-      </w:hyperlink>
+      <w:r>
+        <w:rPr>
+          <w:lang w:val="hi_IN" w:bidi="hi_IN"/>
+        </w:rPr>
+        <w:t>फिलि 2:6–8</w:t>
+      </w:r>
       <w:r>
         <w:rPr>
           <w:lang w:val="hi_IN" w:bidi="hi_IN"/>
         </w:rPr>
         <w:t>)। परमेश्वर हमें उसी आत्म-बलिदान के साथ स्वयं को नम्र करने का आदेश देते हैं (</w:t>
       </w:r>
-      <w:hyperlink r:id="rId26">
-        <w:r>
-          <w:rPr>
-            <w:lang w:val="hi_IN" w:bidi="hi_IN"/>
-          </w:rPr>
-          <w:rPr>
-            <w:color w:val="0000EE"/>
-            <w:u w:val="single"/>
-          </w:rPr>
-          <w:t>फिलि 2:3–5</w:t>
-        </w:r>
-      </w:hyperlink>
+      <w:r>
+        <w:rPr>
+          <w:lang w:val="hi_IN" w:bidi="hi_IN"/>
+        </w:rPr>
+        <w:t>फिलि 2:3–5</w:t>
+      </w:r>
       <w:r>
         <w:rPr>
           <w:lang w:val="hi_IN" w:bidi="hi_IN"/>
         </w:rPr>
         <w:t xml:space="preserve">; </w:t>
       </w:r>
-      <w:hyperlink r:id="rId27">
-        <w:r>
-          <w:rPr>
-            <w:lang w:val="hi_IN" w:bidi="hi_IN"/>
-          </w:rPr>
-          <w:rPr>
-            <w:color w:val="0000EE"/>
-            <w:u w:val="single"/>
-          </w:rPr>
-          <w:t>1 यूह 3:16</w:t>
-        </w:r>
-      </w:hyperlink>
+      <w:r>
+        <w:rPr>
+          <w:lang w:val="hi_IN" w:bidi="hi_IN"/>
+        </w:rPr>
+        <w:t>1 यूह 3:16</w:t>
+      </w:r>
       <w:r>
         <w:rPr>
           <w:lang w:val="hi_IN" w:bidi="hi_IN"/>
@@ -642,306 +540,204 @@
           <w:lang w:val="hi_IN" w:bidi="hi_IN"/>
         </w:rPr>
       </w:r>
-      <w:hyperlink r:id="rId28">
-        <w:r>
-          <w:rPr>
-            <w:lang w:val="hi_IN" w:bidi="hi_IN"/>
-          </w:rPr>
-          <w:rPr>
-            <w:color w:val="0000EE"/>
-            <w:u w:val="single"/>
-          </w:rPr>
-          <w:t>1 राजा 3:5–14</w:t>
-        </w:r>
-      </w:hyperlink>
+      <w:r>
+        <w:rPr>
+          <w:lang w:val="hi_IN" w:bidi="hi_IN"/>
+        </w:rPr>
+        <w:t>1 राजा 3:5–14</w:t>
+      </w:r>
       <w:r>
         <w:rPr>
           <w:lang w:val="hi_IN" w:bidi="hi_IN"/>
         </w:rPr>
         <w:t xml:space="preserve">; </w:t>
       </w:r>
-      <w:hyperlink r:id="rId29">
-        <w:r>
-          <w:rPr>
-            <w:lang w:val="hi_IN" w:bidi="hi_IN"/>
-          </w:rPr>
-          <w:rPr>
-            <w:color w:val="0000EE"/>
-            <w:u w:val="single"/>
-          </w:rPr>
-          <w:t>2 इतिहास 26:14–20</w:t>
-        </w:r>
-      </w:hyperlink>
+      <w:r>
+        <w:rPr>
+          <w:lang w:val="hi_IN" w:bidi="hi_IN"/>
+        </w:rPr>
+        <w:t>2 इतिहास 26:14–20</w:t>
+      </w:r>
       <w:r>
         <w:rPr>
           <w:lang w:val="hi_IN" w:bidi="hi_IN"/>
         </w:rPr>
         <w:t xml:space="preserve">; </w:t>
       </w:r>
-      <w:hyperlink r:id="rId16">
-        <w:r>
-          <w:rPr>
-            <w:lang w:val="hi_IN" w:bidi="hi_IN"/>
-          </w:rPr>
-          <w:rPr>
-            <w:color w:val="0000EE"/>
-            <w:u w:val="single"/>
-          </w:rPr>
-          <w:t>नीतिवचन 10:17</w:t>
-        </w:r>
-      </w:hyperlink>
+      <w:r>
+        <w:rPr>
+          <w:lang w:val="hi_IN" w:bidi="hi_IN"/>
+        </w:rPr>
+        <w:t>नीतिवचन 10:17</w:t>
+      </w:r>
       <w:r>
         <w:rPr>
           <w:lang w:val="hi_IN" w:bidi="hi_IN"/>
         </w:rPr>
         <w:t xml:space="preserve">; </w:t>
       </w:r>
-      <w:hyperlink r:id="rId14">
-        <w:r>
-          <w:rPr>
-            <w:lang w:val="hi_IN" w:bidi="hi_IN"/>
-          </w:rPr>
-          <w:rPr>
-            <w:color w:val="0000EE"/>
-            <w:u w:val="single"/>
-          </w:rPr>
-          <w:t>11:2</w:t>
-        </w:r>
-      </w:hyperlink>
+      <w:r>
+        <w:rPr>
+          <w:lang w:val="hi_IN" w:bidi="hi_IN"/>
+        </w:rPr>
+        <w:t>11:2</w:t>
+      </w:r>
       <w:r>
         <w:rPr>
           <w:lang w:val="hi_IN" w:bidi="hi_IN"/>
         </w:rPr>
         <w:t xml:space="preserve">; </w:t>
       </w:r>
-      <w:hyperlink r:id="rId30">
-        <w:r>
-          <w:rPr>
-            <w:lang w:val="hi_IN" w:bidi="hi_IN"/>
-          </w:rPr>
-          <w:rPr>
-            <w:color w:val="0000EE"/>
-            <w:u w:val="single"/>
-          </w:rPr>
-          <w:t>12:15</w:t>
-        </w:r>
-      </w:hyperlink>
+      <w:r>
+        <w:rPr>
+          <w:lang w:val="hi_IN" w:bidi="hi_IN"/>
+        </w:rPr>
+        <w:t>12:15</w:t>
+      </w:r>
       <w:r>
         <w:rPr>
           <w:lang w:val="hi_IN" w:bidi="hi_IN"/>
         </w:rPr>
         <w:t xml:space="preserve">; </w:t>
       </w:r>
-      <w:hyperlink r:id="rId31">
-        <w:r>
-          <w:rPr>
-            <w:lang w:val="hi_IN" w:bidi="hi_IN"/>
-          </w:rPr>
-          <w:rPr>
-            <w:color w:val="0000EE"/>
-            <w:u w:val="single"/>
-          </w:rPr>
-          <w:t>15:5</w:t>
-        </w:r>
-      </w:hyperlink>
+      <w:r>
+        <w:rPr>
+          <w:lang w:val="hi_IN" w:bidi="hi_IN"/>
+        </w:rPr>
+        <w:t>15:5</w:t>
+      </w:r>
       <w:r>
         <w:rPr>
           <w:lang w:val="hi_IN" w:bidi="hi_IN"/>
         </w:rPr>
         <w:t xml:space="preserve">; </w:t>
       </w:r>
-      <w:hyperlink r:id="rId32">
-        <w:r>
-          <w:rPr>
-            <w:lang w:val="hi_IN" w:bidi="hi_IN"/>
-          </w:rPr>
-          <w:rPr>
-            <w:color w:val="0000EE"/>
-            <w:u w:val="single"/>
-          </w:rPr>
-          <w:t>22:4</w:t>
-        </w:r>
-      </w:hyperlink>
+      <w:r>
+        <w:rPr>
+          <w:lang w:val="hi_IN" w:bidi="hi_IN"/>
+        </w:rPr>
+        <w:t>22:4</w:t>
+      </w:r>
       <w:r>
         <w:rPr>
           <w:lang w:val="hi_IN" w:bidi="hi_IN"/>
         </w:rPr>
         <w:t xml:space="preserve">; </w:t>
       </w:r>
-      <w:hyperlink r:id="rId20">
-        <w:r>
-          <w:rPr>
-            <w:lang w:val="hi_IN" w:bidi="hi_IN"/>
-          </w:rPr>
-          <w:rPr>
-            <w:color w:val="0000EE"/>
-            <w:u w:val="single"/>
-          </w:rPr>
-          <w:t>29:23</w:t>
-        </w:r>
-      </w:hyperlink>
+      <w:r>
+        <w:rPr>
+          <w:lang w:val="hi_IN" w:bidi="hi_IN"/>
+        </w:rPr>
+        <w:t>29:23</w:t>
+      </w:r>
       <w:r>
         <w:rPr>
           <w:lang w:val="hi_IN" w:bidi="hi_IN"/>
         </w:rPr>
         <w:t xml:space="preserve">; </w:t>
       </w:r>
-      <w:hyperlink r:id="rId33">
-        <w:r>
-          <w:rPr>
-            <w:lang w:val="hi_IN" w:bidi="hi_IN"/>
-          </w:rPr>
-          <w:rPr>
-            <w:color w:val="0000EE"/>
-            <w:u w:val="single"/>
-          </w:rPr>
-          <w:t>मत्ती 5:5</w:t>
-        </w:r>
-      </w:hyperlink>
+      <w:r>
+        <w:rPr>
+          <w:lang w:val="hi_IN" w:bidi="hi_IN"/>
+        </w:rPr>
+        <w:t>मत्ती 5:5</w:t>
+      </w:r>
       <w:r>
         <w:rPr>
           <w:lang w:val="hi_IN" w:bidi="hi_IN"/>
         </w:rPr>
         <w:t xml:space="preserve">; </w:t>
       </w:r>
-      <w:hyperlink r:id="rId34">
-        <w:r>
-          <w:rPr>
-            <w:lang w:val="hi_IN" w:bidi="hi_IN"/>
-          </w:rPr>
-          <w:rPr>
-            <w:color w:val="0000EE"/>
-            <w:u w:val="single"/>
-          </w:rPr>
-          <w:t>18:4</w:t>
-        </w:r>
-      </w:hyperlink>
+      <w:r>
+        <w:rPr>
+          <w:lang w:val="hi_IN" w:bidi="hi_IN"/>
+        </w:rPr>
+        <w:t>18:4</w:t>
+      </w:r>
       <w:r>
         <w:rPr>
           <w:lang w:val="hi_IN" w:bidi="hi_IN"/>
         </w:rPr>
         <w:t xml:space="preserve">; </w:t>
       </w:r>
-      <w:hyperlink r:id="rId35">
-        <w:r>
-          <w:rPr>
-            <w:lang w:val="hi_IN" w:bidi="hi_IN"/>
-          </w:rPr>
-          <w:rPr>
-            <w:color w:val="0000EE"/>
-            <w:u w:val="single"/>
-          </w:rPr>
-          <w:t>21:5</w:t>
-        </w:r>
-      </w:hyperlink>
+      <w:r>
+        <w:rPr>
+          <w:lang w:val="hi_IN" w:bidi="hi_IN"/>
+        </w:rPr>
+        <w:t>21:5</w:t>
+      </w:r>
       <w:r>
         <w:rPr>
           <w:lang w:val="hi_IN" w:bidi="hi_IN"/>
         </w:rPr>
         <w:t xml:space="preserve">; </w:t>
       </w:r>
-      <w:hyperlink r:id="rId22">
-        <w:r>
-          <w:rPr>
-            <w:lang w:val="hi_IN" w:bidi="hi_IN"/>
-          </w:rPr>
-          <w:rPr>
-            <w:color w:val="0000EE"/>
-            <w:u w:val="single"/>
-          </w:rPr>
-          <w:t>लूका 18:9–14</w:t>
-        </w:r>
-      </w:hyperlink>
+      <w:r>
+        <w:rPr>
+          <w:lang w:val="hi_IN" w:bidi="hi_IN"/>
+        </w:rPr>
+        <w:t>लूका 18:9–14</w:t>
+      </w:r>
       <w:r>
         <w:rPr>
           <w:lang w:val="hi_IN" w:bidi="hi_IN"/>
         </w:rPr>
         <w:t xml:space="preserve">; </w:t>
       </w:r>
-      <w:hyperlink r:id="rId36">
-        <w:r>
-          <w:rPr>
-            <w:lang w:val="hi_IN" w:bidi="hi_IN"/>
-          </w:rPr>
-          <w:rPr>
-            <w:color w:val="0000EE"/>
-            <w:u w:val="single"/>
-          </w:rPr>
-          <w:t>इफिसियों 4:2</w:t>
-        </w:r>
-      </w:hyperlink>
+      <w:r>
+        <w:rPr>
+          <w:lang w:val="hi_IN" w:bidi="hi_IN"/>
+        </w:rPr>
+        <w:t>इफिसियों 4:2</w:t>
+      </w:r>
       <w:r>
         <w:rPr>
           <w:lang w:val="hi_IN" w:bidi="hi_IN"/>
         </w:rPr>
         <w:t xml:space="preserve">; </w:t>
       </w:r>
-      <w:hyperlink r:id="rId37">
-        <w:r>
-          <w:rPr>
-            <w:lang w:val="hi_IN" w:bidi="hi_IN"/>
-          </w:rPr>
-          <w:rPr>
-            <w:color w:val="0000EE"/>
-            <w:u w:val="single"/>
-          </w:rPr>
-          <w:t>फिलिप्पियों 2:3</w:t>
-        </w:r>
-      </w:hyperlink>
+      <w:r>
+        <w:rPr>
+          <w:lang w:val="hi_IN" w:bidi="hi_IN"/>
+        </w:rPr>
+        <w:t>फिलिप्पियों 2:3</w:t>
+      </w:r>
       <w:r>
         <w:rPr>
           <w:lang w:val="hi_IN" w:bidi="hi_IN"/>
         </w:rPr>
         <w:t xml:space="preserve">; </w:t>
       </w:r>
-      <w:hyperlink r:id="rId38">
-        <w:r>
-          <w:rPr>
-            <w:lang w:val="hi_IN" w:bidi="hi_IN"/>
-          </w:rPr>
-          <w:rPr>
-            <w:color w:val="0000EE"/>
-            <w:u w:val="single"/>
-          </w:rPr>
-          <w:t>याकूब 1:21</w:t>
-        </w:r>
-      </w:hyperlink>
+      <w:r>
+        <w:rPr>
+          <w:lang w:val="hi_IN" w:bidi="hi_IN"/>
+        </w:rPr>
+        <w:t>याकूब 1:21</w:t>
+      </w:r>
       <w:r>
         <w:rPr>
           <w:lang w:val="hi_IN" w:bidi="hi_IN"/>
         </w:rPr>
         <w:t xml:space="preserve">; </w:t>
       </w:r>
-      <w:hyperlink r:id="rId39">
-        <w:r>
-          <w:rPr>
-            <w:lang w:val="hi_IN" w:bidi="hi_IN"/>
-          </w:rPr>
-          <w:rPr>
-            <w:color w:val="0000EE"/>
-            <w:u w:val="single"/>
-          </w:rPr>
-          <w:t>3:13</w:t>
-        </w:r>
-      </w:hyperlink>
+      <w:r>
+        <w:rPr>
+          <w:lang w:val="hi_IN" w:bidi="hi_IN"/>
+        </w:rPr>
+        <w:t>3:13</w:t>
+      </w:r>
       <w:r>
         <w:rPr>
           <w:lang w:val="hi_IN" w:bidi="hi_IN"/>
         </w:rPr>
         <w:t xml:space="preserve">; </w:t>
       </w:r>
-      <w:hyperlink r:id="rId40">
-        <w:r>
-          <w:rPr>
-            <w:lang w:val="hi_IN" w:bidi="hi_IN"/>
-          </w:rPr>
-          <w:rPr>
-            <w:color w:val="0000EE"/>
-            <w:u w:val="single"/>
-          </w:rPr>
-          <w:t>4:10</w:t>
-        </w:r>
-      </w:hyperlink>
+      <w:r>
+        <w:rPr>
+          <w:lang w:val="hi_IN" w:bidi="hi_IN"/>
+        </w:rPr>
+        <w:t>4:10</w:t>
+      </w:r>
       <w:r>
         <w:rPr>
           <w:lang w:val="hi_IN" w:bidi="hi_IN"/>
@@ -1018,126 +814,84 @@
         </w:rPr>
         <w:t xml:space="preserve">नए नियम में दिए गए पारिवारिक निर्देश (देखें </w:t>
       </w:r>
-      <w:hyperlink r:id="rId41">
-        <w:r>
-          <w:rPr>
-            <w:lang w:val="hi_IN" w:bidi="hi_IN"/>
-          </w:rPr>
-          <w:rPr>
-            <w:color w:val="0000EE"/>
-            <w:u w:val="single"/>
-          </w:rPr>
-          <w:t>इफि 5:21–6:9</w:t>
-        </w:r>
-      </w:hyperlink>
+      <w:r>
+        <w:rPr>
+          <w:lang w:val="hi_IN" w:bidi="hi_IN"/>
+        </w:rPr>
+        <w:t>इफि 5:21–6:9</w:t>
+      </w:r>
       <w:r>
         <w:rPr>
           <w:lang w:val="hi_IN" w:bidi="hi_IN"/>
         </w:rPr>
         <w:t xml:space="preserve">; </w:t>
       </w:r>
-      <w:hyperlink r:id="rId42">
-        <w:r>
-          <w:rPr>
-            <w:lang w:val="hi_IN" w:bidi="hi_IN"/>
-          </w:rPr>
-          <w:rPr>
-            <w:color w:val="0000EE"/>
-            <w:u w:val="single"/>
-          </w:rPr>
-          <w:t>कुल 3:18–4:1</w:t>
-        </w:r>
-      </w:hyperlink>
+      <w:r>
+        <w:rPr>
+          <w:lang w:val="hi_IN" w:bidi="hi_IN"/>
+        </w:rPr>
+        <w:t>कुल 3:18–4:1</w:t>
+      </w:r>
       <w:r>
         <w:rPr>
           <w:lang w:val="hi_IN" w:bidi="hi_IN"/>
         </w:rPr>
         <w:t xml:space="preserve">; </w:t>
       </w:r>
-      <w:hyperlink r:id="rId43">
-        <w:r>
-          <w:rPr>
-            <w:lang w:val="hi_IN" w:bidi="hi_IN"/>
-          </w:rPr>
-          <w:rPr>
-            <w:color w:val="0000EE"/>
-            <w:u w:val="single"/>
-          </w:rPr>
-          <w:t>1 तीमु 2:8–15</w:t>
-        </w:r>
-      </w:hyperlink>
+      <w:r>
+        <w:rPr>
+          <w:lang w:val="hi_IN" w:bidi="hi_IN"/>
+        </w:rPr>
+        <w:t>1 तीमु 2:8–15</w:t>
+      </w:r>
       <w:r>
         <w:rPr>
           <w:lang w:val="hi_IN" w:bidi="hi_IN"/>
         </w:rPr>
         <w:t xml:space="preserve">; </w:t>
       </w:r>
-      <w:hyperlink r:id="rId44">
-        <w:r>
-          <w:rPr>
-            <w:lang w:val="hi_IN" w:bidi="hi_IN"/>
-          </w:rPr>
-          <w:rPr>
-            <w:color w:val="0000EE"/>
-            <w:u w:val="single"/>
-          </w:rPr>
-          <w:t>5:1–2</w:t>
-        </w:r>
-      </w:hyperlink>
+      <w:r>
+        <w:rPr>
+          <w:lang w:val="hi_IN" w:bidi="hi_IN"/>
+        </w:rPr>
+        <w:t>5:1–2</w:t>
+      </w:r>
       <w:r>
         <w:rPr>
           <w:lang w:val="hi_IN" w:bidi="hi_IN"/>
         </w:rPr>
         <w:t xml:space="preserve">; </w:t>
       </w:r>
-      <w:hyperlink r:id="rId45">
-        <w:r>
-          <w:rPr>
-            <w:lang w:val="hi_IN" w:bidi="hi_IN"/>
-          </w:rPr>
-          <w:rPr>
-            <w:color w:val="0000EE"/>
-            <w:u w:val="single"/>
-          </w:rPr>
-          <w:t>6:1–2</w:t>
-        </w:r>
-      </w:hyperlink>
+      <w:r>
+        <w:rPr>
+          <w:lang w:val="hi_IN" w:bidi="hi_IN"/>
+        </w:rPr>
+        <w:t>6:1–2</w:t>
+      </w:r>
       <w:r>
         <w:rPr>
           <w:lang w:val="hi_IN" w:bidi="hi_IN"/>
         </w:rPr>
         <w:t xml:space="preserve">; </w:t>
       </w:r>
-      <w:hyperlink r:id="rId46">
-        <w:r>
-          <w:rPr>
-            <w:lang w:val="hi_IN" w:bidi="hi_IN"/>
-          </w:rPr>
-          <w:rPr>
-            <w:color w:val="0000EE"/>
-            <w:u w:val="single"/>
-          </w:rPr>
-          <w:t>तीतु 2:1–3:8</w:t>
-        </w:r>
-      </w:hyperlink>
+      <w:r>
+        <w:rPr>
+          <w:lang w:val="hi_IN" w:bidi="hi_IN"/>
+        </w:rPr>
+        <w:t>तीतु 2:1–3:8</w:t>
+      </w:r>
       <w:r>
         <w:rPr>
           <w:lang w:val="hi_IN" w:bidi="hi_IN"/>
         </w:rPr>
         <w:t xml:space="preserve">; </w:t>
       </w:r>
-      <w:hyperlink r:id="rId47">
-        <w:r>
-          <w:rPr>
-            <w:lang w:val="hi_IN" w:bidi="hi_IN"/>
-          </w:rPr>
-          <w:rPr>
-            <w:color w:val="0000EE"/>
-            <w:u w:val="single"/>
-          </w:rPr>
-          <w:t>1 पत 2:18–3:7</w:t>
-        </w:r>
-      </w:hyperlink>
+      <w:r>
+        <w:rPr>
+          <w:lang w:val="hi_IN" w:bidi="hi_IN"/>
+        </w:rPr>
+        <w:t>1 पत 2:18–3:7</w:t>
+      </w:r>
       <w:r>
         <w:rPr>
           <w:lang w:val="hi_IN" w:bidi="hi_IN"/>
@@ -1221,234 +975,156 @@
           <w:lang w:val="hi_IN" w:bidi="hi_IN"/>
         </w:rPr>
       </w:r>
-      <w:hyperlink r:id="rId41">
-        <w:r>
-          <w:rPr>
-            <w:lang w:val="hi_IN" w:bidi="hi_IN"/>
-          </w:rPr>
-          <w:rPr>
-            <w:color w:val="0000EE"/>
-            <w:u w:val="single"/>
-          </w:rPr>
-          <w:t>इफिसियों 5:21–6:9</w:t>
-        </w:r>
-      </w:hyperlink>
+      <w:r>
+        <w:rPr>
+          <w:lang w:val="hi_IN" w:bidi="hi_IN"/>
+        </w:rPr>
+        <w:t>इफिसियों 5:21–6:9</w:t>
+      </w:r>
       <w:r>
         <w:rPr>
           <w:lang w:val="hi_IN" w:bidi="hi_IN"/>
         </w:rPr>
         <w:t xml:space="preserve">; </w:t>
       </w:r>
-      <w:hyperlink r:id="rId42">
-        <w:r>
-          <w:rPr>
-            <w:lang w:val="hi_IN" w:bidi="hi_IN"/>
-          </w:rPr>
-          <w:rPr>
-            <w:color w:val="0000EE"/>
-            <w:u w:val="single"/>
-          </w:rPr>
-          <w:t>कुलुस्सियों 3:18–4:1</w:t>
-        </w:r>
-      </w:hyperlink>
+      <w:r>
+        <w:rPr>
+          <w:lang w:val="hi_IN" w:bidi="hi_IN"/>
+        </w:rPr>
+        <w:t>कुलुस्सियों 3:18–4:1</w:t>
+      </w:r>
       <w:r>
         <w:rPr>
           <w:lang w:val="hi_IN" w:bidi="hi_IN"/>
         </w:rPr>
         <w:t xml:space="preserve">; </w:t>
       </w:r>
-      <w:hyperlink r:id="rId43">
-        <w:r>
-          <w:rPr>
-            <w:lang w:val="hi_IN" w:bidi="hi_IN"/>
-          </w:rPr>
-          <w:rPr>
-            <w:color w:val="0000EE"/>
-            <w:u w:val="single"/>
-          </w:rPr>
-          <w:t>1 तीमुथियुस 2:8–15</w:t>
-        </w:r>
-      </w:hyperlink>
+      <w:r>
+        <w:rPr>
+          <w:lang w:val="hi_IN" w:bidi="hi_IN"/>
+        </w:rPr>
+        <w:t>1 तीमुथियुस 2:8–15</w:t>
+      </w:r>
       <w:r>
         <w:rPr>
           <w:lang w:val="hi_IN" w:bidi="hi_IN"/>
         </w:rPr>
         <w:t xml:space="preserve">; </w:t>
       </w:r>
-      <w:hyperlink r:id="rId48">
-        <w:r>
-          <w:rPr>
-            <w:lang w:val="hi_IN" w:bidi="hi_IN"/>
-          </w:rPr>
-          <w:rPr>
-            <w:color w:val="0000EE"/>
-            <w:u w:val="single"/>
-          </w:rPr>
-          <w:t>3:5</w:t>
-        </w:r>
-      </w:hyperlink>
+      <w:r>
+        <w:rPr>
+          <w:lang w:val="hi_IN" w:bidi="hi_IN"/>
+        </w:rPr>
+        <w:t>3:5</w:t>
+      </w:r>
       <w:r>
         <w:rPr>
           <w:lang w:val="hi_IN" w:bidi="hi_IN"/>
         </w:rPr>
         <w:t xml:space="preserve">, </w:t>
       </w:r>
-      <w:hyperlink r:id="rId49">
-        <w:r>
-          <w:rPr>
-            <w:lang w:val="hi_IN" w:bidi="hi_IN"/>
-          </w:rPr>
-          <w:rPr>
-            <w:color w:val="0000EE"/>
-            <w:u w:val="single"/>
-          </w:rPr>
-          <w:t>12</w:t>
-        </w:r>
-      </w:hyperlink>
+      <w:r>
+        <w:rPr>
+          <w:lang w:val="hi_IN" w:bidi="hi_IN"/>
+        </w:rPr>
+        <w:t>12</w:t>
+      </w:r>
       <w:r>
         <w:rPr>
           <w:lang w:val="hi_IN" w:bidi="hi_IN"/>
         </w:rPr>
         <w:t xml:space="preserve">, </w:t>
       </w:r>
-      <w:hyperlink r:id="rId50">
-        <w:r>
-          <w:rPr>
-            <w:lang w:val="hi_IN" w:bidi="hi_IN"/>
-          </w:rPr>
-          <w:rPr>
-            <w:color w:val="0000EE"/>
-            <w:u w:val="single"/>
-          </w:rPr>
-          <w:t>15</w:t>
-        </w:r>
-      </w:hyperlink>
+      <w:r>
+        <w:rPr>
+          <w:lang w:val="hi_IN" w:bidi="hi_IN"/>
+        </w:rPr>
+        <w:t>15</w:t>
+      </w:r>
       <w:r>
         <w:rPr>
           <w:lang w:val="hi_IN" w:bidi="hi_IN"/>
         </w:rPr>
         <w:t xml:space="preserve">; </w:t>
       </w:r>
-      <w:hyperlink r:id="rId44">
-        <w:r>
-          <w:rPr>
-            <w:lang w:val="hi_IN" w:bidi="hi_IN"/>
-          </w:rPr>
-          <w:rPr>
-            <w:color w:val="0000EE"/>
-            <w:u w:val="single"/>
-          </w:rPr>
-          <w:t>5:1–2</w:t>
-        </w:r>
-      </w:hyperlink>
+      <w:r>
+        <w:rPr>
+          <w:lang w:val="hi_IN" w:bidi="hi_IN"/>
+        </w:rPr>
+        <w:t>5:1–2</w:t>
+      </w:r>
       <w:r>
         <w:rPr>
           <w:lang w:val="hi_IN" w:bidi="hi_IN"/>
         </w:rPr>
         <w:t xml:space="preserve">, </w:t>
       </w:r>
-      <w:hyperlink r:id="rId51">
-        <w:r>
-          <w:rPr>
-            <w:lang w:val="hi_IN" w:bidi="hi_IN"/>
-          </w:rPr>
-          <w:rPr>
-            <w:color w:val="0000EE"/>
-            <w:u w:val="single"/>
-          </w:rPr>
-          <w:t>8</w:t>
-        </w:r>
-      </w:hyperlink>
+      <w:r>
+        <w:rPr>
+          <w:lang w:val="hi_IN" w:bidi="hi_IN"/>
+        </w:rPr>
+        <w:t>8</w:t>
+      </w:r>
       <w:r>
         <w:rPr>
           <w:lang w:val="hi_IN" w:bidi="hi_IN"/>
         </w:rPr>
         <w:t xml:space="preserve">; </w:t>
       </w:r>
-      <w:hyperlink r:id="rId45">
-        <w:r>
-          <w:rPr>
-            <w:lang w:val="hi_IN" w:bidi="hi_IN"/>
-          </w:rPr>
-          <w:rPr>
-            <w:color w:val="0000EE"/>
-            <w:u w:val="single"/>
-          </w:rPr>
-          <w:t>6:1–2</w:t>
-        </w:r>
-      </w:hyperlink>
+      <w:r>
+        <w:rPr>
+          <w:lang w:val="hi_IN" w:bidi="hi_IN"/>
+        </w:rPr>
+        <w:t>6:1–2</w:t>
+      </w:r>
       <w:r>
         <w:rPr>
           <w:lang w:val="hi_IN" w:bidi="hi_IN"/>
         </w:rPr>
         <w:t xml:space="preserve">; </w:t>
       </w:r>
-      <w:hyperlink r:id="rId46">
-        <w:r>
-          <w:rPr>
-            <w:lang w:val="hi_IN" w:bidi="hi_IN"/>
-          </w:rPr>
-          <w:rPr>
-            <w:color w:val="0000EE"/>
-            <w:u w:val="single"/>
-          </w:rPr>
-          <w:t>तीतुस 2:1–3:8</w:t>
-        </w:r>
-      </w:hyperlink>
+      <w:r>
+        <w:rPr>
+          <w:lang w:val="hi_IN" w:bidi="hi_IN"/>
+        </w:rPr>
+        <w:t>तीतुस 2:1–3:8</w:t>
+      </w:r>
       <w:r>
         <w:rPr>
           <w:lang w:val="hi_IN" w:bidi="hi_IN"/>
         </w:rPr>
         <w:t xml:space="preserve">; </w:t>
       </w:r>
-      <w:hyperlink r:id="rId52">
-        <w:r>
-          <w:rPr>
-            <w:lang w:val="hi_IN" w:bidi="hi_IN"/>
-          </w:rPr>
-          <w:rPr>
-            <w:color w:val="0000EE"/>
-            <w:u w:val="single"/>
-          </w:rPr>
-          <w:t>1 पतरस 2:13–3:7</w:t>
-        </w:r>
-      </w:hyperlink>
+      <w:r>
+        <w:rPr>
+          <w:lang w:val="hi_IN" w:bidi="hi_IN"/>
+        </w:rPr>
+        <w:t>1 पतरस 2:13–3:7</w:t>
+      </w:r>
       <w:r>
         <w:rPr>
           <w:lang w:val="hi_IN" w:bidi="hi_IN"/>
         </w:rPr>
         <w:t xml:space="preserve">; </w:t>
       </w:r>
-      <w:hyperlink r:id="rId53">
-        <w:r>
-          <w:rPr>
-            <w:lang w:val="hi_IN" w:bidi="hi_IN"/>
-          </w:rPr>
-          <w:rPr>
-            <w:color w:val="0000EE"/>
-            <w:u w:val="single"/>
-          </w:rPr>
-          <w:t>4:17</w:t>
-        </w:r>
-      </w:hyperlink>
+      <w:r>
+        <w:rPr>
+          <w:lang w:val="hi_IN" w:bidi="hi_IN"/>
+        </w:rPr>
+        <w:t>4:17</w:t>
+      </w:r>
       <w:r>
         <w:rPr>
           <w:lang w:val="hi_IN" w:bidi="hi_IN"/>
         </w:rPr>
         <w:t xml:space="preserve">; </w:t>
       </w:r>
-      <w:hyperlink r:id="rId54">
-        <w:r>
-          <w:rPr>
-            <w:lang w:val="hi_IN" w:bidi="hi_IN"/>
-          </w:rPr>
-          <w:rPr>
-            <w:color w:val="0000EE"/>
-            <w:u w:val="single"/>
-          </w:rPr>
-          <w:t>5:1–5</w:t>
-        </w:r>
-      </w:hyperlink>
+      <w:r>
+        <w:rPr>
+          <w:lang w:val="hi_IN" w:bidi="hi_IN"/>
+        </w:rPr>
+        <w:t>5:1–5</w:t>
+      </w:r>
       <w:r>
         <w:rPr>
           <w:lang w:val="hi_IN" w:bidi="hi_IN"/>
@@ -1562,144 +1238,96 @@
           <w:lang w:val="hi_IN" w:bidi="hi_IN"/>
         </w:rPr>
       </w:r>
-      <w:hyperlink r:id="rId55">
-        <w:r>
-          <w:rPr>
-            <w:lang w:val="hi_IN" w:bidi="hi_IN"/>
-          </w:rPr>
-          <w:rPr>
-            <w:color w:val="0000EE"/>
-            <w:u w:val="single"/>
-          </w:rPr>
-          <w:t>उत्पत्ति 14:1–16</w:t>
-        </w:r>
-      </w:hyperlink>
+      <w:r>
+        <w:rPr>
+          <w:lang w:val="hi_IN" w:bidi="hi_IN"/>
+        </w:rPr>
+        <w:t>उत्पत्ति 14:1–16</w:t>
+      </w:r>
       <w:r>
         <w:rPr>
           <w:lang w:val="hi_IN" w:bidi="hi_IN"/>
         </w:rPr>
         <w:t xml:space="preserve">; </w:t>
       </w:r>
-      <w:hyperlink r:id="rId56">
-        <w:r>
-          <w:rPr>
-            <w:lang w:val="hi_IN" w:bidi="hi_IN"/>
-          </w:rPr>
-          <w:rPr>
-            <w:color w:val="0000EE"/>
-            <w:u w:val="single"/>
-          </w:rPr>
-          <w:t>2 राजा 17:5–23</w:t>
-        </w:r>
-      </w:hyperlink>
+      <w:r>
+        <w:rPr>
+          <w:lang w:val="hi_IN" w:bidi="hi_IN"/>
+        </w:rPr>
+        <w:t>2 राजा 17:5–23</w:t>
+      </w:r>
       <w:r>
         <w:rPr>
           <w:lang w:val="hi_IN" w:bidi="hi_IN"/>
         </w:rPr>
         <w:t xml:space="preserve">; </w:t>
       </w:r>
-      <w:hyperlink r:id="rId57">
-        <w:r>
-          <w:rPr>
-            <w:lang w:val="hi_IN" w:bidi="hi_IN"/>
-          </w:rPr>
-          <w:rPr>
-            <w:color w:val="0000EE"/>
-            <w:u w:val="single"/>
-          </w:rPr>
-          <w:t>18:13–19:37</w:t>
-        </w:r>
-      </w:hyperlink>
+      <w:r>
+        <w:rPr>
+          <w:lang w:val="hi_IN" w:bidi="hi_IN"/>
+        </w:rPr>
+        <w:t>18:13–19:37</w:t>
+      </w:r>
       <w:r>
         <w:rPr>
           <w:lang w:val="hi_IN" w:bidi="hi_IN"/>
         </w:rPr>
         <w:t xml:space="preserve">; </w:t>
       </w:r>
-      <w:hyperlink r:id="rId58">
-        <w:r>
-          <w:rPr>
-            <w:lang w:val="hi_IN" w:bidi="hi_IN"/>
-          </w:rPr>
-          <w:rPr>
-            <w:color w:val="0000EE"/>
-            <w:u w:val="single"/>
-          </w:rPr>
-          <w:t>यशायाह 6:8–13</w:t>
-        </w:r>
-      </w:hyperlink>
+      <w:r>
+        <w:rPr>
+          <w:lang w:val="hi_IN" w:bidi="hi_IN"/>
+        </w:rPr>
+        <w:t>यशायाह 6:8–13</w:t>
+      </w:r>
       <w:r>
         <w:rPr>
           <w:lang w:val="hi_IN" w:bidi="hi_IN"/>
         </w:rPr>
         <w:t xml:space="preserve">; </w:t>
       </w:r>
-      <w:hyperlink r:id="rId59">
-        <w:r>
-          <w:rPr>
-            <w:lang w:val="hi_IN" w:bidi="hi_IN"/>
-          </w:rPr>
-          <w:rPr>
-            <w:color w:val="0000EE"/>
-            <w:u w:val="single"/>
-          </w:rPr>
-          <w:t>36:1–37:38</w:t>
-        </w:r>
-      </w:hyperlink>
+      <w:r>
+        <w:rPr>
+          <w:lang w:val="hi_IN" w:bidi="hi_IN"/>
+        </w:rPr>
+        <w:t>36:1–37:38</w:t>
+      </w:r>
       <w:r>
         <w:rPr>
           <w:lang w:val="hi_IN" w:bidi="hi_IN"/>
         </w:rPr>
         <w:t xml:space="preserve">; </w:t>
       </w:r>
-      <w:hyperlink r:id="rId60">
-        <w:r>
-          <w:rPr>
-            <w:lang w:val="hi_IN" w:bidi="hi_IN"/>
-          </w:rPr>
-          <w:rPr>
-            <w:color w:val="0000EE"/>
-            <w:u w:val="single"/>
-          </w:rPr>
-          <w:t>65:21–23</w:t>
-        </w:r>
-      </w:hyperlink>
+      <w:r>
+        <w:rPr>
+          <w:lang w:val="hi_IN" w:bidi="hi_IN"/>
+        </w:rPr>
+        <w:t>65:21–23</w:t>
+      </w:r>
       <w:r>
         <w:rPr>
           <w:lang w:val="hi_IN" w:bidi="hi_IN"/>
         </w:rPr>
         <w:t xml:space="preserve">; </w:t>
       </w:r>
-      <w:hyperlink r:id="rId61">
-        <w:r>
-          <w:rPr>
-            <w:lang w:val="hi_IN" w:bidi="hi_IN"/>
-          </w:rPr>
-          <w:rPr>
-            <w:color w:val="0000EE"/>
-            <w:u w:val="single"/>
-          </w:rPr>
-          <w:t>यिर्मयाह 6:22–26</w:t>
-        </w:r>
-      </w:hyperlink>
+      <w:r>
+        <w:rPr>
+          <w:lang w:val="hi_IN" w:bidi="hi_IN"/>
+        </w:rPr>
+        <w:t>यिर्मयाह 6:22–26</w:t>
+      </w:r>
       <w:r>
         <w:rPr>
           <w:lang w:val="hi_IN" w:bidi="hi_IN"/>
         </w:rPr>
         <w:t xml:space="preserve">; </w:t>
       </w:r>
-      <w:hyperlink r:id="rId62">
-        <w:r>
-          <w:rPr>
-            <w:lang w:val="hi_IN" w:bidi="hi_IN"/>
-          </w:rPr>
-          <w:rPr>
-            <w:color w:val="0000EE"/>
-            <w:u w:val="single"/>
-          </w:rPr>
-          <w:t>19:7–15</w:t>
-        </w:r>
-      </w:hyperlink>
+      <w:r>
+        <w:rPr>
+          <w:lang w:val="hi_IN" w:bidi="hi_IN"/>
+        </w:rPr>
+        <w:t>19:7–15</w:t>
+      </w:r>
       <w:r>
         <w:rPr>
           <w:lang w:val="hi_IN" w:bidi="hi_IN"/>
@@ -1784,18 +1412,12 @@
         </w:rPr>
         <w:t xml:space="preserve">की कड़ी निंदा की जाती है क्योंकि वे न्याय को भ्रष्ट करती हैं और अनुचित व्यवहार की ओर ले जाती हैं। उदाहरण के लिए, </w:t>
       </w:r>
-      <w:hyperlink r:id="rId63">
-        <w:r>
-          <w:rPr>
-            <w:lang w:val="hi_IN" w:bidi="hi_IN"/>
-          </w:rPr>
-          <w:rPr>
-            <w:color w:val="0000EE"/>
-            <w:u w:val="single"/>
-          </w:rPr>
-          <w:t>निर्गमन 23:8</w:t>
-        </w:r>
-      </w:hyperlink>
+      <w:r>
+        <w:rPr>
+          <w:lang w:val="hi_IN" w:bidi="hi_IN"/>
+        </w:rPr>
+        <w:t>निर्गमन 23:8</w:t>
+      </w:r>
       <w:r>
         <w:rPr>
           <w:lang w:val="hi_IN" w:bidi="hi_IN"/>
@@ -1814,18 +1436,12 @@
         </w:rPr>
         <w:t xml:space="preserve">" (देखें </w:t>
       </w:r>
-      <w:hyperlink r:id="rId64">
-        <w:r>
-          <w:rPr>
-            <w:lang w:val="hi_IN" w:bidi="hi_IN"/>
-          </w:rPr>
-          <w:rPr>
-            <w:color w:val="0000EE"/>
-            <w:u w:val="single"/>
-          </w:rPr>
-          <w:t>व्य.वि.16:19</w:t>
-        </w:r>
-      </w:hyperlink>
+      <w:r>
+        <w:rPr>
+          <w:lang w:val="hi_IN" w:bidi="hi_IN"/>
+        </w:rPr>
+        <w:t>व्य.वि.16:19</w:t>
+      </w:r>
       <w:r>
         <w:rPr>
           <w:lang w:val="hi_IN" w:bidi="hi_IN"/>
@@ -1858,36 +1474,24 @@
         </w:rPr>
         <w:t>कैसे काम करते हैं। कुछ पद परिणाम प्राप्त करने में घूस की प्रभावशीलता का वर्णन करते हैं (</w:t>
       </w:r>
-      <w:hyperlink r:id="rId65">
-        <w:r>
-          <w:rPr>
-            <w:lang w:val="hi_IN" w:bidi="hi_IN"/>
-          </w:rPr>
-          <w:rPr>
-            <w:color w:val="0000EE"/>
-            <w:u w:val="single"/>
-          </w:rPr>
-          <w:t>नीति 17:8</w:t>
-        </w:r>
-      </w:hyperlink>
+      <w:r>
+        <w:rPr>
+          <w:lang w:val="hi_IN" w:bidi="hi_IN"/>
+        </w:rPr>
+        <w:t>नीति 17:8</w:t>
+      </w:r>
       <w:r>
         <w:rPr>
           <w:lang w:val="hi_IN" w:bidi="hi_IN"/>
         </w:rPr>
         <w:t xml:space="preserve">; </w:t>
       </w:r>
-      <w:hyperlink r:id="rId66">
-        <w:r>
-          <w:rPr>
-            <w:lang w:val="hi_IN" w:bidi="hi_IN"/>
-          </w:rPr>
-          <w:rPr>
-            <w:color w:val="0000EE"/>
-            <w:u w:val="single"/>
-          </w:rPr>
-          <w:t>18:16</w:t>
-        </w:r>
-      </w:hyperlink>
+      <w:r>
+        <w:rPr>
+          <w:lang w:val="hi_IN" w:bidi="hi_IN"/>
+        </w:rPr>
+        <w:t>18:16</w:t>
+      </w:r>
       <w:r>
         <w:rPr>
           <w:lang w:val="hi_IN" w:bidi="hi_IN"/>
@@ -1908,36 +1512,24 @@
         </w:rPr>
         <w:t>नीतिवचन के अन्य पद स्पष्ट रूप से दिखाते हैं कि घूसखोरी गलत है, विशेष रूप से जब यह न्याय को भ्रष्ट करती है (</w:t>
       </w:r>
-      <w:hyperlink r:id="rId67">
-        <w:r>
-          <w:rPr>
-            <w:lang w:val="hi_IN" w:bidi="hi_IN"/>
-          </w:rPr>
-          <w:rPr>
-            <w:color w:val="0000EE"/>
-            <w:u w:val="single"/>
-          </w:rPr>
-          <w:t>नीति 15:27</w:t>
-        </w:r>
-      </w:hyperlink>
+      <w:r>
+        <w:rPr>
+          <w:lang w:val="hi_IN" w:bidi="hi_IN"/>
+        </w:rPr>
+        <w:t>नीति 15:27</w:t>
+      </w:r>
       <w:r>
         <w:rPr>
           <w:lang w:val="hi_IN" w:bidi="hi_IN"/>
         </w:rPr>
         <w:t xml:space="preserve">; </w:t>
       </w:r>
-      <w:hyperlink r:id="rId68">
-        <w:r>
-          <w:rPr>
-            <w:lang w:val="hi_IN" w:bidi="hi_IN"/>
-          </w:rPr>
-          <w:rPr>
-            <w:color w:val="0000EE"/>
-            <w:u w:val="single"/>
-          </w:rPr>
-          <w:t>17:23</w:t>
-        </w:r>
-      </w:hyperlink>
+      <w:r>
+        <w:rPr>
+          <w:lang w:val="hi_IN" w:bidi="hi_IN"/>
+        </w:rPr>
+        <w:t>17:23</w:t>
+      </w:r>
       <w:r>
         <w:rPr>
           <w:lang w:val="hi_IN" w:bidi="hi_IN"/>
@@ -1982,18 +1574,12 @@
         </w:rPr>
         <w:t xml:space="preserve">अक्सर खुले तौर पर आदर दिखाने, संबंध बनाए रखने या आतिथ्य की सांस्कृतिक परंपराओं का पालन करने के लिए दी जाती है। उदाहरण के लिए, </w:t>
       </w:r>
-      <w:hyperlink r:id="rId69">
-        <w:r>
-          <w:rPr>
-            <w:lang w:val="hi_IN" w:bidi="hi_IN"/>
-          </w:rPr>
-          <w:rPr>
-            <w:color w:val="0000EE"/>
-            <w:u w:val="single"/>
-          </w:rPr>
-          <w:t>उत्पत्ति 32:20</w:t>
-        </w:r>
-      </w:hyperlink>
+      <w:r>
+        <w:rPr>
+          <w:lang w:val="hi_IN" w:bidi="hi_IN"/>
+        </w:rPr>
+        <w:t>उत्पत्ति 32:20</w:t>
+      </w:r>
       <w:r>
         <w:rPr>
           <w:lang w:val="hi_IN" w:bidi="hi_IN"/>
@@ -2012,18 +1598,12 @@
         </w:rPr>
         <w:t xml:space="preserve">भेजते हैं। इसी तरह, </w:t>
       </w:r>
-      <w:hyperlink r:id="rId70">
-        <w:r>
-          <w:rPr>
-            <w:lang w:val="hi_IN" w:bidi="hi_IN"/>
-          </w:rPr>
-          <w:rPr>
-            <w:color w:val="0000EE"/>
-            <w:u w:val="single"/>
-          </w:rPr>
-          <w:t>1 शमूएल 10:27</w:t>
-        </w:r>
-      </w:hyperlink>
+      <w:r>
+        <w:rPr>
+          <w:lang w:val="hi_IN" w:bidi="hi_IN"/>
+        </w:rPr>
+        <w:t>1 शमूएल 10:27</w:t>
+      </w:r>
       <w:r>
         <w:rPr>
           <w:lang w:val="hi_IN" w:bidi="hi_IN"/>
@@ -2091,270 +1671,180 @@
           <w:lang w:val="hi_IN" w:bidi="hi_IN"/>
         </w:rPr>
       </w:r>
-      <w:hyperlink r:id="rId63">
-        <w:r>
-          <w:rPr>
-            <w:lang w:val="hi_IN" w:bidi="hi_IN"/>
-          </w:rPr>
-          <w:rPr>
-            <w:color w:val="0000EE"/>
-            <w:u w:val="single"/>
-          </w:rPr>
-          <w:t>निर्गमन 23:8</w:t>
-        </w:r>
-      </w:hyperlink>
+      <w:r>
+        <w:rPr>
+          <w:lang w:val="hi_IN" w:bidi="hi_IN"/>
+        </w:rPr>
+        <w:t>निर्गमन 23:8</w:t>
+      </w:r>
       <w:r>
         <w:rPr>
           <w:lang w:val="hi_IN" w:bidi="hi_IN"/>
         </w:rPr>
         <w:t xml:space="preserve">; </w:t>
       </w:r>
-      <w:hyperlink r:id="rId71">
-        <w:r>
-          <w:rPr>
-            <w:lang w:val="hi_IN" w:bidi="hi_IN"/>
-          </w:rPr>
-          <w:rPr>
-            <w:color w:val="0000EE"/>
-            <w:u w:val="single"/>
-          </w:rPr>
-          <w:t>व्यवस्थाविवरण 10:17</w:t>
-        </w:r>
-      </w:hyperlink>
+      <w:r>
+        <w:rPr>
+          <w:lang w:val="hi_IN" w:bidi="hi_IN"/>
+        </w:rPr>
+        <w:t>व्यवस्थाविवरण 10:17</w:t>
+      </w:r>
       <w:r>
         <w:rPr>
           <w:lang w:val="hi_IN" w:bidi="hi_IN"/>
         </w:rPr>
         <w:t xml:space="preserve">; </w:t>
       </w:r>
-      <w:hyperlink r:id="rId64">
-        <w:r>
-          <w:rPr>
-            <w:lang w:val="hi_IN" w:bidi="hi_IN"/>
-          </w:rPr>
-          <w:rPr>
-            <w:color w:val="0000EE"/>
-            <w:u w:val="single"/>
-          </w:rPr>
-          <w:t>16:19</w:t>
-        </w:r>
-      </w:hyperlink>
+      <w:r>
+        <w:rPr>
+          <w:lang w:val="hi_IN" w:bidi="hi_IN"/>
+        </w:rPr>
+        <w:t>16:19</w:t>
+      </w:r>
       <w:r>
         <w:rPr>
           <w:lang w:val="hi_IN" w:bidi="hi_IN"/>
         </w:rPr>
         <w:t xml:space="preserve">; </w:t>
       </w:r>
-      <w:hyperlink r:id="rId72">
-        <w:r>
-          <w:rPr>
-            <w:lang w:val="hi_IN" w:bidi="hi_IN"/>
-          </w:rPr>
-          <w:rPr>
-            <w:color w:val="0000EE"/>
-            <w:u w:val="single"/>
-          </w:rPr>
-          <w:t>1 शमूएल 8:1–3</w:t>
-        </w:r>
-      </w:hyperlink>
+      <w:r>
+        <w:rPr>
+          <w:lang w:val="hi_IN" w:bidi="hi_IN"/>
+        </w:rPr>
+        <w:t>1 शमूएल 8:1–3</w:t>
+      </w:r>
       <w:r>
         <w:rPr>
           <w:lang w:val="hi_IN" w:bidi="hi_IN"/>
         </w:rPr>
         <w:t xml:space="preserve">; </w:t>
       </w:r>
-      <w:hyperlink r:id="rId65">
-        <w:r>
-          <w:rPr>
-            <w:lang w:val="hi_IN" w:bidi="hi_IN"/>
-          </w:rPr>
-          <w:rPr>
-            <w:color w:val="0000EE"/>
-            <w:u w:val="single"/>
-          </w:rPr>
-          <w:t>नीतिवचन 17:8</w:t>
-        </w:r>
-      </w:hyperlink>
+      <w:r>
+        <w:rPr>
+          <w:lang w:val="hi_IN" w:bidi="hi_IN"/>
+        </w:rPr>
+        <w:t>नीतिवचन 17:8</w:t>
+      </w:r>
       <w:r>
         <w:rPr>
           <w:lang w:val="hi_IN" w:bidi="hi_IN"/>
         </w:rPr>
         <w:t xml:space="preserve">, </w:t>
       </w:r>
-      <w:hyperlink r:id="rId68">
-        <w:r>
-          <w:rPr>
-            <w:lang w:val="hi_IN" w:bidi="hi_IN"/>
-          </w:rPr>
-          <w:rPr>
-            <w:color w:val="0000EE"/>
-            <w:u w:val="single"/>
-          </w:rPr>
-          <w:t>23</w:t>
-        </w:r>
-      </w:hyperlink>
+      <w:r>
+        <w:rPr>
+          <w:lang w:val="hi_IN" w:bidi="hi_IN"/>
+        </w:rPr>
+        <w:t>23</w:t>
+      </w:r>
       <w:r>
         <w:rPr>
           <w:lang w:val="hi_IN" w:bidi="hi_IN"/>
         </w:rPr>
         <w:t xml:space="preserve">; </w:t>
       </w:r>
-      <w:hyperlink r:id="rId66">
-        <w:r>
-          <w:rPr>
-            <w:lang w:val="hi_IN" w:bidi="hi_IN"/>
-          </w:rPr>
-          <w:rPr>
-            <w:color w:val="0000EE"/>
-            <w:u w:val="single"/>
-          </w:rPr>
-          <w:t>18:16</w:t>
-        </w:r>
-      </w:hyperlink>
+      <w:r>
+        <w:rPr>
+          <w:lang w:val="hi_IN" w:bidi="hi_IN"/>
+        </w:rPr>
+        <w:t>18:16</w:t>
+      </w:r>
       <w:r>
         <w:rPr>
           <w:lang w:val="hi_IN" w:bidi="hi_IN"/>
         </w:rPr>
         <w:t xml:space="preserve">; </w:t>
       </w:r>
-      <w:hyperlink r:id="rId73">
-        <w:r>
-          <w:rPr>
-            <w:lang w:val="hi_IN" w:bidi="hi_IN"/>
-          </w:rPr>
-          <w:rPr>
-            <w:color w:val="0000EE"/>
-            <w:u w:val="single"/>
-          </w:rPr>
-          <w:t>29:4</w:t>
-        </w:r>
-      </w:hyperlink>
+      <w:r>
+        <w:rPr>
+          <w:lang w:val="hi_IN" w:bidi="hi_IN"/>
+        </w:rPr>
+        <w:t>29:4</w:t>
+      </w:r>
       <w:r>
         <w:rPr>
           <w:lang w:val="hi_IN" w:bidi="hi_IN"/>
         </w:rPr>
         <w:t xml:space="preserve">; </w:t>
       </w:r>
-      <w:hyperlink r:id="rId74">
-        <w:r>
-          <w:rPr>
-            <w:lang w:val="hi_IN" w:bidi="hi_IN"/>
-          </w:rPr>
-          <w:rPr>
-            <w:color w:val="0000EE"/>
-            <w:u w:val="single"/>
-          </w:rPr>
-          <w:t>सभोपदेशक 7:7</w:t>
-        </w:r>
-      </w:hyperlink>
+      <w:r>
+        <w:rPr>
+          <w:lang w:val="hi_IN" w:bidi="hi_IN"/>
+        </w:rPr>
+        <w:t>सभोपदेशक 7:7</w:t>
+      </w:r>
       <w:r>
         <w:rPr>
           <w:lang w:val="hi_IN" w:bidi="hi_IN"/>
         </w:rPr>
         <w:t xml:space="preserve">; </w:t>
       </w:r>
-      <w:hyperlink r:id="rId75">
-        <w:r>
-          <w:rPr>
-            <w:lang w:val="hi_IN" w:bidi="hi_IN"/>
-          </w:rPr>
-          <w:rPr>
-            <w:color w:val="0000EE"/>
-            <w:u w:val="single"/>
-          </w:rPr>
-          <w:t>यशायाह 1:23</w:t>
-        </w:r>
-      </w:hyperlink>
+      <w:r>
+        <w:rPr>
+          <w:lang w:val="hi_IN" w:bidi="hi_IN"/>
+        </w:rPr>
+        <w:t>यशायाह 1:23</w:t>
+      </w:r>
       <w:r>
         <w:rPr>
           <w:lang w:val="hi_IN" w:bidi="hi_IN"/>
         </w:rPr>
         <w:t xml:space="preserve">; </w:t>
       </w:r>
-      <w:hyperlink r:id="rId76">
-        <w:r>
-          <w:rPr>
-            <w:lang w:val="hi_IN" w:bidi="hi_IN"/>
-          </w:rPr>
-          <w:rPr>
-            <w:color w:val="0000EE"/>
-            <w:u w:val="single"/>
-          </w:rPr>
-          <w:t>33:14–16</w:t>
-        </w:r>
-      </w:hyperlink>
+      <w:r>
+        <w:rPr>
+          <w:lang w:val="hi_IN" w:bidi="hi_IN"/>
+        </w:rPr>
+        <w:t>33:14–16</w:t>
+      </w:r>
       <w:r>
         <w:rPr>
           <w:lang w:val="hi_IN" w:bidi="hi_IN"/>
         </w:rPr>
         <w:t xml:space="preserve">; </w:t>
       </w:r>
-      <w:hyperlink r:id="rId77">
-        <w:r>
-          <w:rPr>
-            <w:lang w:val="hi_IN" w:bidi="hi_IN"/>
-          </w:rPr>
-          <w:rPr>
-            <w:color w:val="0000EE"/>
-            <w:u w:val="single"/>
-          </w:rPr>
-          <w:t>आमोस 5:12</w:t>
-        </w:r>
-      </w:hyperlink>
+      <w:r>
+        <w:rPr>
+          <w:lang w:val="hi_IN" w:bidi="hi_IN"/>
+        </w:rPr>
+        <w:t>आमोस 5:12</w:t>
+      </w:r>
       <w:r>
         <w:rPr>
           <w:lang w:val="hi_IN" w:bidi="hi_IN"/>
         </w:rPr>
         <w:t xml:space="preserve">; </w:t>
       </w:r>
-      <w:hyperlink r:id="rId78">
-        <w:r>
-          <w:rPr>
-            <w:lang w:val="hi_IN" w:bidi="hi_IN"/>
-          </w:rPr>
-          <w:rPr>
-            <w:color w:val="0000EE"/>
-            <w:u w:val="single"/>
-          </w:rPr>
-          <w:t>मीका 3:9–12</w:t>
-        </w:r>
-      </w:hyperlink>
+      <w:r>
+        <w:rPr>
+          <w:lang w:val="hi_IN" w:bidi="hi_IN"/>
+        </w:rPr>
+        <w:t>मीका 3:9–12</w:t>
+      </w:r>
       <w:r>
         <w:rPr>
           <w:lang w:val="hi_IN" w:bidi="hi_IN"/>
         </w:rPr>
         <w:t xml:space="preserve">; </w:t>
       </w:r>
-      <w:hyperlink r:id="rId79">
-        <w:r>
-          <w:rPr>
-            <w:lang w:val="hi_IN" w:bidi="hi_IN"/>
-          </w:rPr>
-          <w:rPr>
-            <w:color w:val="0000EE"/>
-            <w:u w:val="single"/>
-          </w:rPr>
-          <w:t>7:3</w:t>
-        </w:r>
-      </w:hyperlink>
+      <w:r>
+        <w:rPr>
+          <w:lang w:val="hi_IN" w:bidi="hi_IN"/>
+        </w:rPr>
+        <w:t>7:3</w:t>
+      </w:r>
       <w:r>
         <w:rPr>
           <w:lang w:val="hi_IN" w:bidi="hi_IN"/>
         </w:rPr>
         <w:t xml:space="preserve">; </w:t>
       </w:r>
-      <w:hyperlink r:id="rId80">
-        <w:r>
-          <w:rPr>
-            <w:lang w:val="hi_IN" w:bidi="hi_IN"/>
-          </w:rPr>
-          <w:rPr>
-            <w:color w:val="0000EE"/>
-            <w:u w:val="single"/>
-          </w:rPr>
-          <w:t>मत्ती 28:11–15</w:t>
-        </w:r>
-      </w:hyperlink>
+      <w:r>
+        <w:rPr>
+          <w:lang w:val="hi_IN" w:bidi="hi_IN"/>
+        </w:rPr>
+        <w:t>मत्ती 28:11–15</w:t>
+      </w:r>
       <w:r>
         <w:rPr>
           <w:lang w:val="hi_IN" w:bidi="hi_IN"/>
